--- a/docs/factsheets/f-matrixarithmetic.docx
+++ b/docs/factsheets/f-matrixarithmetic.docx
@@ -34,7 +34,7 @@
         <w:t xml:space="preserve">Matrices are rectangular arrays of mathematical objects with entries arranged in rows and columns. Matrices are a very useful concept within mathematics and statistics. You’ll see them used for solving simultaneous equations, modelling data in several variables, and much more this guide will explain what they are and how to perform arithmetic with matrices.</w:t>
       </w:r>
     </w:p>
-    <w:bookmarkStart w:id="24" w:name="what-is-a-matrix"/>
+    <w:bookmarkStart w:id="13" w:name="what-is-a-matrix"/>
     <w:p>
       <w:pPr>
         <w:pStyle w:val="Heading1"/>
@@ -92,18 +92,18 @@
                 <wp:inline>
                   <wp:extent cx="152400" cy="152400"/>
                   <wp:effectExtent b="0" l="0" r="0" t="0"/>
-                  <wp:docPr descr="" title="" id="21" name="Picture"/>
+                  <wp:docPr descr="" title="" id="10" name="Picture"/>
                   <a:graphic>
                     <a:graphicData uri="http://schemas.openxmlformats.org/drawingml/2006/picture">
                       <pic:pic>
                         <pic:nvPicPr>
-                          <pic:cNvPr descr="/Applications/quarto/share/formats/docx/note.png" id="22" name="Picture"/>
+                          <pic:cNvPr descr="/Applications/quarto/share/formats/docx/note.png" id="11" name="Picture"/>
                           <pic:cNvPicPr>
                             <a:picLocks noChangeArrowheads="1" noChangeAspect="1"/>
                           </pic:cNvPicPr>
                         </pic:nvPicPr>
                         <pic:blipFill>
-                          <a:blip r:embed="rId20"/>
+                          <a:blip r:embed="rId9"/>
                           <a:stretch>
                             <a:fillRect/>
                           </a:stretch>
@@ -609,7 +609,7 @@
       <w:r>
         <w:t xml:space="preserve"> </w:t>
       </w:r>
-      <w:hyperlink r:id="rId23">
+      <w:hyperlink r:id="rId12">
         <w:r>
           <w:rPr>
             <w:rStyle w:val="Hyperlink"/>
@@ -636,7 +636,7 @@
       <w:r>
         <w:t xml:space="preserve"> </w:t>
       </w:r>
-      <w:hyperlink r:id="rId23">
+      <w:hyperlink r:id="rId12">
         <w:r>
           <w:rPr>
             <w:rStyle w:val="Hyperlink"/>
@@ -648,8 +648,8 @@
         <w:t xml:space="preserve">.</w:t>
       </w:r>
     </w:p>
-    <w:bookmarkEnd w:id="24"/>
-    <w:bookmarkStart w:id="52" w:name="matrix-multiplication"/>
+    <w:bookmarkEnd w:id="13"/>
+    <w:bookmarkStart w:id="41" w:name="matrix-multiplication"/>
     <w:p>
       <w:pPr>
         <w:pStyle w:val="Heading1"/>
@@ -666,7 +666,7 @@
         <w:t xml:space="preserve">Now you can look at how and when you can two multiply matrices together.</w:t>
       </w:r>
     </w:p>
-    <w:bookmarkStart w:id="38" w:name="initial-example-2times-2-matrices"/>
+    <w:bookmarkStart w:id="27" w:name="initial-example-2times-2-matrices"/>
     <w:p>
       <w:pPr>
         <w:pStyle w:val="Heading2"/>
@@ -958,28 +958,30 @@
         <w:t xml:space="preserve"> </w:t>
       </w:r>
       <m:oMath>
-        <m:d>
-          <m:dPr>
-            <m:begChr m:val="("/>
-            <m:sepChr m:val=""/>
-            <m:endChr m:val=")"/>
-            <m:grow/>
-          </m:dPr>
-          <m:e>
-            <m:r>
-              <m:t>i</m:t>
-            </m:r>
-            <m:r>
-              <m:rPr>
-                <m:sty m:val="p"/>
-              </m:rPr>
-              <m:t>,</m:t>
-            </m:r>
-            <m:r>
-              <m:t>j</m:t>
-            </m:r>
-          </m:e>
-        </m:d>
+        <m:r>
+          <m:rPr>
+            <m:sty m:val="p"/>
+          </m:rPr>
+          <m:t>(</m:t>
+        </m:r>
+        <m:r>
+          <m:t>i</m:t>
+        </m:r>
+        <m:r>
+          <m:rPr>
+            <m:sty m:val="p"/>
+          </m:rPr>
+          <m:t>,</m:t>
+        </m:r>
+        <m:r>
+          <m:t>j</m:t>
+        </m:r>
+        <m:r>
+          <m:rPr>
+            <m:sty m:val="p"/>
+          </m:rPr>
+          <m:t>)</m:t>
+        </m:r>
       </m:oMath>
       <w:r>
         <w:t xml:space="preserve">th entry is to find a</w:t>
@@ -1055,28 +1057,30 @@
         <w:t xml:space="preserve"> </w:t>
       </w:r>
       <m:oMath>
-        <m:d>
-          <m:dPr>
-            <m:begChr m:val="("/>
-            <m:sepChr m:val=""/>
-            <m:endChr m:val=")"/>
-            <m:grow/>
-          </m:dPr>
-          <m:e>
-            <m:r>
-              <m:t>1</m:t>
-            </m:r>
-            <m:r>
-              <m:rPr>
-                <m:sty m:val="p"/>
-              </m:rPr>
-              <m:t>,</m:t>
-            </m:r>
-            <m:r>
-              <m:t>1</m:t>
-            </m:r>
-          </m:e>
-        </m:d>
+        <m:r>
+          <m:rPr>
+            <m:sty m:val="p"/>
+          </m:rPr>
+          <m:t>(</m:t>
+        </m:r>
+        <m:r>
+          <m:t>1</m:t>
+        </m:r>
+        <m:r>
+          <m:rPr>
+            <m:sty m:val="p"/>
+          </m:rPr>
+          <m:t>,</m:t>
+        </m:r>
+        <m:r>
+          <m:t>1</m:t>
+        </m:r>
+        <m:r>
+          <m:rPr>
+            <m:sty m:val="p"/>
+          </m:rPr>
+          <m:t>)</m:t>
+        </m:r>
       </m:oMath>
       <w:r>
         <w:t xml:space="preserve">th entry of</w:t>
@@ -1372,24 +1376,26 @@
           <m:jc m:val="center"/>
         </m:oMathParaPr>
         <m:oMath>
+          <m:r>
+            <m:rPr>
+              <m:sty m:val="p"/>
+            </m:rPr>
+            <m:t>[</m:t>
+          </m:r>
+          <m:r>
+            <m:t>A</m:t>
+          </m:r>
+          <m:r>
+            <m:t>B</m:t>
+          </m:r>
           <m:sSub>
             <m:e>
-              <m:d>
-                <m:dPr>
-                  <m:begChr m:val="["/>
-                  <m:sepChr m:val=""/>
-                  <m:endChr m:val="]"/>
-                  <m:grow/>
-                </m:dPr>
-                <m:e>
-                  <m:r>
-                    <m:t>A</m:t>
-                  </m:r>
-                  <m:r>
-                    <m:t>B</m:t>
-                  </m:r>
-                </m:e>
-              </m:d>
+              <m:r>
+                <m:rPr>
+                  <m:sty m:val="p"/>
+                </m:rPr>
+                <m:t>]</m:t>
+              </m:r>
             </m:e>
             <m:sub>
               <m:r>
@@ -1430,25 +1436,27 @@
             </m:rPr>
             <m:t>+</m:t>
           </m:r>
-          <m:d>
-            <m:dPr>
-              <m:begChr m:val="("/>
-              <m:sepChr m:val=""/>
-              <m:endChr m:val=")"/>
-              <m:grow/>
-            </m:dPr>
-            <m:e>
-              <m:r>
-                <m:rPr>
-                  <m:sty m:val="p"/>
-                </m:rPr>
-                <m:t>−</m:t>
-              </m:r>
-              <m:r>
-                <m:t>1</m:t>
-              </m:r>
-            </m:e>
-          </m:d>
+          <m:r>
+            <m:rPr>
+              <m:sty m:val="p"/>
+            </m:rPr>
+            <m:t>(</m:t>
+          </m:r>
+          <m:r>
+            <m:rPr>
+              <m:sty m:val="p"/>
+            </m:rPr>
+            <m:t>−</m:t>
+          </m:r>
+          <m:r>
+            <m:t>1</m:t>
+          </m:r>
+          <m:r>
+            <m:rPr>
+              <m:sty m:val="p"/>
+            </m:rPr>
+            <m:t>)</m:t>
+          </m:r>
           <m:r>
             <m:rPr>
               <m:sty m:val="p"/>
@@ -1702,25 +1710,27 @@
                       </m:rPr>
                       <m:t>+</m:t>
                     </m:r>
-                    <m:d>
-                      <m:dPr>
-                        <m:begChr m:val="("/>
-                        <m:sepChr m:val=""/>
-                        <m:endChr m:val=")"/>
-                        <m:grow/>
-                      </m:dPr>
-                      <m:e>
-                        <m:r>
-                          <m:rPr>
-                            <m:sty m:val="p"/>
-                          </m:rPr>
-                          <m:t>−</m:t>
-                        </m:r>
-                        <m:r>
-                          <m:t>1</m:t>
-                        </m:r>
-                      </m:e>
-                    </m:d>
+                    <m:r>
+                      <m:rPr>
+                        <m:sty m:val="p"/>
+                      </m:rPr>
+                      <m:t>(</m:t>
+                    </m:r>
+                    <m:r>
+                      <m:rPr>
+                        <m:sty m:val="p"/>
+                      </m:rPr>
+                      <m:t>−</m:t>
+                    </m:r>
+                    <m:r>
+                      <m:t>1</m:t>
+                    </m:r>
+                    <m:r>
+                      <m:rPr>
+                        <m:sty m:val="p"/>
+                      </m:rPr>
+                      <m:t>)</m:t>
+                    </m:r>
                     <m:r>
                       <m:rPr>
                         <m:sty m:val="p"/>
@@ -1802,28 +1812,30 @@
         <w:t xml:space="preserve"> </w:t>
       </w:r>
       <m:oMath>
-        <m:d>
-          <m:dPr>
-            <m:begChr m:val="("/>
-            <m:sepChr m:val=""/>
-            <m:endChr m:val=")"/>
-            <m:grow/>
-          </m:dPr>
-          <m:e>
-            <m:r>
-              <m:t>1</m:t>
-            </m:r>
-            <m:r>
-              <m:rPr>
-                <m:sty m:val="p"/>
-              </m:rPr>
-              <m:t>,</m:t>
-            </m:r>
-            <m:r>
-              <m:t>2</m:t>
-            </m:r>
-          </m:e>
-        </m:d>
+        <m:r>
+          <m:rPr>
+            <m:sty m:val="p"/>
+          </m:rPr>
+          <m:t>(</m:t>
+        </m:r>
+        <m:r>
+          <m:t>1</m:t>
+        </m:r>
+        <m:r>
+          <m:rPr>
+            <m:sty m:val="p"/>
+          </m:rPr>
+          <m:t>,</m:t>
+        </m:r>
+        <m:r>
+          <m:t>2</m:t>
+        </m:r>
+        <m:r>
+          <m:rPr>
+            <m:sty m:val="p"/>
+          </m:rPr>
+          <m:t>)</m:t>
+        </m:r>
       </m:oMath>
       <w:r>
         <w:t xml:space="preserve">th entry of</w:t>
@@ -2101,50 +2113,54 @@
                       </m:rPr>
                       <m:t>+</m:t>
                     </m:r>
-                    <m:d>
-                      <m:dPr>
-                        <m:begChr m:val="("/>
-                        <m:sepChr m:val=""/>
-                        <m:endChr m:val=")"/>
-                        <m:grow/>
-                      </m:dPr>
-                      <m:e>
-                        <m:r>
-                          <m:rPr>
-                            <m:sty m:val="p"/>
-                          </m:rPr>
-                          <m:t>−</m:t>
-                        </m:r>
-                        <m:r>
-                          <m:t>1</m:t>
-                        </m:r>
-                      </m:e>
-                    </m:d>
+                    <m:r>
+                      <m:rPr>
+                        <m:sty m:val="p"/>
+                      </m:rPr>
+                      <m:t>(</m:t>
+                    </m:r>
+                    <m:r>
+                      <m:rPr>
+                        <m:sty m:val="p"/>
+                      </m:rPr>
+                      <m:t>−</m:t>
+                    </m:r>
+                    <m:r>
+                      <m:t>1</m:t>
+                    </m:r>
+                    <m:r>
+                      <m:rPr>
+                        <m:sty m:val="p"/>
+                      </m:rPr>
+                      <m:t>)</m:t>
+                    </m:r>
                     <m:r>
                       <m:rPr>
                         <m:sty m:val="p"/>
                       </m:rPr>
                       <m:t>⋅</m:t>
                     </m:r>
-                    <m:d>
-                      <m:dPr>
-                        <m:begChr m:val="("/>
-                        <m:sepChr m:val=""/>
-                        <m:endChr m:val=")"/>
-                        <m:grow/>
-                      </m:dPr>
-                      <m:e>
-                        <m:r>
-                          <m:rPr>
-                            <m:sty m:val="p"/>
-                          </m:rPr>
-                          <m:t>−</m:t>
-                        </m:r>
-                        <m:r>
-                          <m:t>1</m:t>
-                        </m:r>
-                      </m:e>
-                    </m:d>
+                    <m:r>
+                      <m:rPr>
+                        <m:sty m:val="p"/>
+                      </m:rPr>
+                      <m:t>(</m:t>
+                    </m:r>
+                    <m:r>
+                      <m:rPr>
+                        <m:sty m:val="p"/>
+                      </m:rPr>
+                      <m:t>−</m:t>
+                    </m:r>
+                    <m:r>
+                      <m:t>1</m:t>
+                    </m:r>
+                    <m:r>
+                      <m:rPr>
+                        <m:sty m:val="p"/>
+                      </m:rPr>
+                      <m:t>)</m:t>
+                    </m:r>
                   </m:e>
                 </m:mr>
                 <m:mr>
@@ -2220,28 +2236,30 @@
         <w:t xml:space="preserve"> </w:t>
       </w:r>
       <m:oMath>
-        <m:d>
-          <m:dPr>
-            <m:begChr m:val="("/>
-            <m:sepChr m:val=""/>
-            <m:endChr m:val=")"/>
-            <m:grow/>
-          </m:dPr>
-          <m:e>
-            <m:r>
-              <m:t>2</m:t>
-            </m:r>
-            <m:r>
-              <m:rPr>
-                <m:sty m:val="p"/>
-              </m:rPr>
-              <m:t>,</m:t>
-            </m:r>
-            <m:r>
-              <m:t>1</m:t>
-            </m:r>
-          </m:e>
-        </m:d>
+        <m:r>
+          <m:rPr>
+            <m:sty m:val="p"/>
+          </m:rPr>
+          <m:t>(</m:t>
+        </m:r>
+        <m:r>
+          <m:t>2</m:t>
+        </m:r>
+        <m:r>
+          <m:rPr>
+            <m:sty m:val="p"/>
+          </m:rPr>
+          <m:t>,</m:t>
+        </m:r>
+        <m:r>
+          <m:t>1</m:t>
+        </m:r>
+        <m:r>
+          <m:rPr>
+            <m:sty m:val="p"/>
+          </m:rPr>
+          <m:t>)</m:t>
+        </m:r>
       </m:oMath>
       <w:r>
         <w:t xml:space="preserve">th entry of</w:t>
@@ -2614,28 +2632,30 @@
         <w:t xml:space="preserve"> </w:t>
       </w:r>
       <m:oMath>
-        <m:d>
-          <m:dPr>
-            <m:begChr m:val="("/>
-            <m:sepChr m:val=""/>
-            <m:endChr m:val=")"/>
-            <m:grow/>
-          </m:dPr>
-          <m:e>
-            <m:r>
-              <m:t>2</m:t>
-            </m:r>
-            <m:r>
-              <m:rPr>
-                <m:sty m:val="p"/>
-              </m:rPr>
-              <m:t>,</m:t>
-            </m:r>
-            <m:r>
-              <m:t>2</m:t>
-            </m:r>
-          </m:e>
-        </m:d>
+        <m:r>
+          <m:rPr>
+            <m:sty m:val="p"/>
+          </m:rPr>
+          <m:t>(</m:t>
+        </m:r>
+        <m:r>
+          <m:t>2</m:t>
+        </m:r>
+        <m:r>
+          <m:rPr>
+            <m:sty m:val="p"/>
+          </m:rPr>
+          <m:t>,</m:t>
+        </m:r>
+        <m:r>
+          <m:t>2</m:t>
+        </m:r>
+        <m:r>
+          <m:rPr>
+            <m:sty m:val="p"/>
+          </m:rPr>
+          <m:t>)</m:t>
+        </m:r>
       </m:oMath>
       <w:r>
         <w:t xml:space="preserve">th entry of</w:t>
@@ -2934,25 +2954,27 @@
                       </m:rPr>
                       <m:t>⋅</m:t>
                     </m:r>
-                    <m:d>
-                      <m:dPr>
-                        <m:begChr m:val="("/>
-                        <m:sepChr m:val=""/>
-                        <m:endChr m:val=")"/>
-                        <m:grow/>
-                      </m:dPr>
-                      <m:e>
-                        <m:r>
-                          <m:rPr>
-                            <m:sty m:val="p"/>
-                          </m:rPr>
-                          <m:t>−</m:t>
-                        </m:r>
-                        <m:r>
-                          <m:t>1</m:t>
-                        </m:r>
-                      </m:e>
-                    </m:d>
+                    <m:r>
+                      <m:rPr>
+                        <m:sty m:val="p"/>
+                      </m:rPr>
+                      <m:t>(</m:t>
+                    </m:r>
+                    <m:r>
+                      <m:rPr>
+                        <m:sty m:val="p"/>
+                      </m:rPr>
+                      <m:t>−</m:t>
+                    </m:r>
+                    <m:r>
+                      <m:t>1</m:t>
+                    </m:r>
+                    <m:r>
+                      <m:rPr>
+                        <m:sty m:val="p"/>
+                      </m:rPr>
+                      <m:t>)</m:t>
+                    </m:r>
                   </m:e>
                 </m:mr>
               </m:m>
@@ -3107,18 +3129,18 @@
                 <wp:inline>
                   <wp:extent cx="152400" cy="152400"/>
                   <wp:effectExtent b="0" l="0" r="0" t="0"/>
-                  <wp:docPr descr="" title="" id="25" name="Picture"/>
+                  <wp:docPr descr="" title="" id="14" name="Picture"/>
                   <a:graphic>
                     <a:graphicData uri="http://schemas.openxmlformats.org/drawingml/2006/picture">
                       <pic:pic>
                         <pic:nvPicPr>
-                          <pic:cNvPr descr="/Applications/quarto/share/formats/docx/note.png" id="26" name="Picture"/>
+                          <pic:cNvPr descr="/Applications/quarto/share/formats/docx/note.png" id="15" name="Picture"/>
                           <pic:cNvPicPr>
                             <a:picLocks noChangeArrowheads="1" noChangeAspect="1"/>
                           </pic:cNvPicPr>
                         </pic:nvPicPr>
                         <pic:blipFill>
-                          <a:blip r:embed="rId20"/>
+                          <a:blip r:embed="rId9"/>
                           <a:stretch>
                             <a:fillRect/>
                           </a:stretch>
@@ -3279,8 +3301,8 @@
                 <m:r>
                   <m:rPr>
                     <m:nor/>
+                    <m:scr m:val="sans-serif"/>
                     <m:sty m:val="p"/>
-                    <m:scr m:val="sans-serif"/>
                   </m:rPr>
                   <m:t> and </m:t>
                 </m:r>
@@ -3706,18 +3728,18 @@
                 <wp:inline>
                   <wp:extent cx="152400" cy="152400"/>
                   <wp:effectExtent b="0" l="0" r="0" t="0"/>
-                  <wp:docPr descr="" title="" id="28" name="Picture"/>
+                  <wp:docPr descr="" title="" id="17" name="Picture"/>
                   <a:graphic>
                     <a:graphicData uri="http://schemas.openxmlformats.org/drawingml/2006/picture">
                       <pic:pic>
                         <pic:nvPicPr>
-                          <pic:cNvPr descr="/Applications/quarto/share/formats/docx/important.png" id="29" name="Picture"/>
+                          <pic:cNvPr descr="/Applications/quarto/share/formats/docx/important.png" id="18" name="Picture"/>
                           <pic:cNvPicPr>
                             <a:picLocks noChangeArrowheads="1" noChangeAspect="1"/>
                           </pic:cNvPicPr>
                         </pic:nvPicPr>
                         <pic:blipFill>
-                          <a:blip r:embed="rId27"/>
+                          <a:blip r:embed="rId16"/>
                           <a:stretch>
                             <a:fillRect/>
                           </a:stretch>
@@ -3869,18 +3891,18 @@
                 <wp:inline>
                   <wp:extent cx="152400" cy="152400"/>
                   <wp:effectExtent b="0" l="0" r="0" t="0"/>
-                  <wp:docPr descr="" title="" id="31" name="Picture"/>
+                  <wp:docPr descr="" title="" id="20" name="Picture"/>
                   <a:graphic>
                     <a:graphicData uri="http://schemas.openxmlformats.org/drawingml/2006/picture">
                       <pic:pic>
                         <pic:nvPicPr>
-                          <pic:cNvPr descr="/Applications/quarto/share/formats/docx/tip.png" id="32" name="Picture"/>
+                          <pic:cNvPr descr="/Applications/quarto/share/formats/docx/tip.png" id="21" name="Picture"/>
                           <pic:cNvPicPr>
                             <a:picLocks noChangeArrowheads="1" noChangeAspect="1"/>
                           </pic:cNvPicPr>
                         </pic:nvPicPr>
                         <pic:blipFill>
-                          <a:blip r:embed="rId30"/>
+                          <a:blip r:embed="rId19"/>
                           <a:stretch>
                             <a:fillRect/>
                           </a:stretch>
@@ -4005,28 +4027,30 @@
               <w:t xml:space="preserve"> </w:t>
             </w:r>
             <m:oMath>
-              <m:d>
-                <m:dPr>
-                  <m:begChr m:val="("/>
-                  <m:sepChr m:val=""/>
-                  <m:endChr m:val=")"/>
-                  <m:grow/>
-                </m:dPr>
-                <m:e>
-                  <m:r>
-                    <m:t>i</m:t>
-                  </m:r>
-                  <m:r>
-                    <m:rPr>
-                      <m:sty m:val="p"/>
-                    </m:rPr>
-                    <m:t>,</m:t>
-                  </m:r>
-                  <m:r>
-                    <m:t>j</m:t>
-                  </m:r>
-                </m:e>
-              </m:d>
+              <m:r>
+                <m:rPr>
+                  <m:sty m:val="p"/>
+                </m:rPr>
+                <m:t>(</m:t>
+              </m:r>
+              <m:r>
+                <m:t>i</m:t>
+              </m:r>
+              <m:r>
+                <m:rPr>
+                  <m:sty m:val="p"/>
+                </m:rPr>
+                <m:t>,</m:t>
+              </m:r>
+              <m:r>
+                <m:t>j</m:t>
+              </m:r>
+              <m:r>
+                <m:rPr>
+                  <m:sty m:val="p"/>
+                </m:rPr>
+                <m:t>)</m:t>
+              </m:r>
             </m:oMath>
             <w:r>
               <w:t xml:space="preserve">th entry of</w:t>
@@ -4114,7 +4138,7 @@
             <w:r>
               <w:t xml:space="preserve"> </w:t>
             </w:r>
-            <w:hyperlink r:id="rId33">
+            <w:hyperlink r:id="rId22">
               <w:r>
                 <w:rPr>
                   <w:rStyle w:val="Hyperlink"/>
@@ -4170,18 +4194,18 @@
                 <wp:inline>
                   <wp:extent cx="152400" cy="152400"/>
                   <wp:effectExtent b="0" l="0" r="0" t="0"/>
-                  <wp:docPr descr="" title="" id="34" name="Picture"/>
+                  <wp:docPr descr="" title="" id="23" name="Picture"/>
                   <a:graphic>
                     <a:graphicData uri="http://schemas.openxmlformats.org/drawingml/2006/picture">
                       <pic:pic>
                         <pic:nvPicPr>
-                          <pic:cNvPr descr="/Applications/quarto/share/formats/docx/note.png" id="35" name="Picture"/>
+                          <pic:cNvPr descr="/Applications/quarto/share/formats/docx/note.png" id="24" name="Picture"/>
                           <pic:cNvPicPr>
                             <a:picLocks noChangeArrowheads="1" noChangeAspect="1"/>
                           </pic:cNvPicPr>
                         </pic:nvPicPr>
                         <pic:blipFill>
-                          <a:blip r:embed="rId20"/>
+                          <a:blip r:embed="rId9"/>
                           <a:stretch>
                             <a:fillRect/>
                           </a:stretch>
@@ -4365,8 +4389,8 @@
                 <m:r>
                   <m:rPr>
                     <m:nor/>
+                    <m:scr m:val="sans-serif"/>
                     <m:sty m:val="p"/>
-                    <m:scr m:val="sans-serif"/>
                   </m:rPr>
                   <m:t> and </m:t>
                 </m:r>
@@ -4999,18 +5023,18 @@
                 <wp:inline>
                   <wp:extent cx="152400" cy="152400"/>
                   <wp:effectExtent b="0" l="0" r="0" t="0"/>
-                  <wp:docPr descr="" title="" id="36" name="Picture"/>
+                  <wp:docPr descr="" title="" id="25" name="Picture"/>
                   <a:graphic>
                     <a:graphicData uri="http://schemas.openxmlformats.org/drawingml/2006/picture">
                       <pic:pic>
                         <pic:nvPicPr>
-                          <pic:cNvPr descr="/Applications/quarto/share/formats/docx/note.png" id="37" name="Picture"/>
+                          <pic:cNvPr descr="/Applications/quarto/share/formats/docx/note.png" id="26" name="Picture"/>
                           <pic:cNvPicPr>
                             <a:picLocks noChangeArrowheads="1" noChangeAspect="1"/>
                           </pic:cNvPicPr>
                         </pic:nvPicPr>
                         <pic:blipFill>
-                          <a:blip r:embed="rId20"/>
+                          <a:blip r:embed="rId9"/>
                           <a:stretch>
                             <a:fillRect/>
                           </a:stretch>
@@ -5870,8 +5894,8 @@
         </w:tc>
       </w:tr>
     </w:tbl>
-    <w:bookmarkEnd w:id="38"/>
-    <w:bookmarkStart w:id="51" w:name="generalising-this-process"/>
+    <w:bookmarkEnd w:id="27"/>
+    <w:bookmarkStart w:id="40" w:name="generalising-this-process"/>
     <w:p>
       <w:pPr>
         <w:pStyle w:val="Heading2"/>
@@ -5999,28 +6023,30 @@
         <w:t xml:space="preserve"> </w:t>
       </w:r>
       <m:oMath>
-        <m:d>
-          <m:dPr>
-            <m:begChr m:val="("/>
-            <m:sepChr m:val=""/>
-            <m:endChr m:val=")"/>
-            <m:grow/>
-          </m:dPr>
-          <m:e>
-            <m:r>
-              <m:t>i</m:t>
-            </m:r>
-            <m:r>
-              <m:rPr>
-                <m:sty m:val="p"/>
-              </m:rPr>
-              <m:t>,</m:t>
-            </m:r>
-            <m:r>
-              <m:t>j</m:t>
-            </m:r>
-          </m:e>
-        </m:d>
+        <m:r>
+          <m:rPr>
+            <m:sty m:val="p"/>
+          </m:rPr>
+          <m:t>(</m:t>
+        </m:r>
+        <m:r>
+          <m:t>i</m:t>
+        </m:r>
+        <m:r>
+          <m:rPr>
+            <m:sty m:val="p"/>
+          </m:rPr>
+          <m:t>,</m:t>
+        </m:r>
+        <m:r>
+          <m:t>j</m:t>
+        </m:r>
+        <m:r>
+          <m:rPr>
+            <m:sty m:val="p"/>
+          </m:rPr>
+          <m:t>)</m:t>
+        </m:r>
       </m:oMath>
       <w:r>
         <w:t xml:space="preserve">th entry is to find a</w:t>
@@ -6467,18 +6493,18 @@
                 <wp:inline>
                   <wp:extent cx="152400" cy="152400"/>
                   <wp:effectExtent b="0" l="0" r="0" t="0"/>
-                  <wp:docPr descr="" title="" id="39" name="Picture"/>
+                  <wp:docPr descr="" title="" id="28" name="Picture"/>
                   <a:graphic>
                     <a:graphicData uri="http://schemas.openxmlformats.org/drawingml/2006/picture">
                       <pic:pic>
                         <pic:nvPicPr>
-                          <pic:cNvPr descr="/Applications/quarto/share/formats/docx/note.png" id="40" name="Picture"/>
+                          <pic:cNvPr descr="/Applications/quarto/share/formats/docx/note.png" id="29" name="Picture"/>
                           <pic:cNvPicPr>
                             <a:picLocks noChangeArrowheads="1" noChangeAspect="1"/>
                           </pic:cNvPicPr>
                         </pic:nvPicPr>
                         <pic:blipFill>
-                          <a:blip r:embed="rId20"/>
+                          <a:blip r:embed="rId9"/>
                           <a:stretch>
                             <a:fillRect/>
                           </a:stretch>
@@ -7253,237 +7279,218 @@
                 <m:jc m:val="center"/>
               </m:oMathParaPr>
               <m:oMath>
-                <m:m>
-                  <m:mPr>
-                    <m:baseJc m:val="center"/>
-                    <m:plcHide m:val="on"/>
-                    <m:mcs>
-                      <m:mc>
-                        <m:mcPr>
-                          <m:mcJc m:val="right"/>
-                          <m:count m:val="1"/>
-                        </m:mcPr>
-                      </m:mc>
-                      <m:mc>
-                        <m:mcPr>
-                          <m:mcJc m:val="left"/>
-                          <m:count m:val="1"/>
-                        </m:mcPr>
-                      </m:mc>
-                    </m:mcs>
-                  </m:mPr>
-                  <m:mr>
-                    <m:e>
-                      <m:sSub>
-                        <m:e>
-                          <m:r>
-                            <m:t>c</m:t>
-                          </m:r>
-                        </m:e>
-                        <m:sub>
-                          <m:r>
-                            <m:t>i</m:t>
-                          </m:r>
-                          <m:r>
-                            <m:t>j</m:t>
-                          </m:r>
-                        </m:sub>
-                      </m:sSub>
-                    </m:e>
-                    <m:e>
-                      <m:r>
-                        <m:rPr>
-                          <m:sty m:val="p"/>
-                        </m:rPr>
-                        <m:t>=</m:t>
-                      </m:r>
-                      <m:sSub>
-                        <m:e>
-                          <m:r>
-                            <m:t>a</m:t>
-                          </m:r>
-                        </m:e>
-                        <m:sub>
-                          <m:r>
-                            <m:t>i</m:t>
-                          </m:r>
-                          <m:r>
-                            <m:t>1</m:t>
-                          </m:r>
-                        </m:sub>
-                      </m:sSub>
-                      <m:sSub>
-                        <m:e>
-                          <m:r>
-                            <m:t>b</m:t>
-                          </m:r>
-                        </m:e>
-                        <m:sub>
-                          <m:r>
-                            <m:t>1</m:t>
-                          </m:r>
-                          <m:r>
-                            <m:t>j</m:t>
-                          </m:r>
-                        </m:sub>
-                      </m:sSub>
-                      <m:r>
-                        <m:rPr>
-                          <m:sty m:val="p"/>
-                        </m:rPr>
-                        <m:t>+</m:t>
-                      </m:r>
-                      <m:sSub>
-                        <m:e>
-                          <m:r>
-                            <m:t>a</m:t>
-                          </m:r>
-                        </m:e>
-                        <m:sub>
-                          <m:r>
-                            <m:t>i</m:t>
-                          </m:r>
-                          <m:r>
-                            <m:t>2</m:t>
-                          </m:r>
-                        </m:sub>
-                      </m:sSub>
-                      <m:sSub>
-                        <m:e>
-                          <m:r>
-                            <m:t>b</m:t>
-                          </m:r>
-                        </m:e>
-                        <m:sub>
-                          <m:r>
-                            <m:t>2</m:t>
-                          </m:r>
-                          <m:r>
-                            <m:t>j</m:t>
-                          </m:r>
-                        </m:sub>
-                      </m:sSub>
-                      <m:r>
-                        <m:rPr>
-                          <m:sty m:val="p"/>
-                        </m:rPr>
-                        <m:t>+</m:t>
-                      </m:r>
-                      <m:r>
-                        <m:rPr>
-                          <m:sty m:val="p"/>
-                        </m:rPr>
-                        <m:t>…</m:t>
-                      </m:r>
-                      <m:r>
-                        <m:rPr>
-                          <m:sty m:val="p"/>
-                        </m:rPr>
-                        <m:t>+</m:t>
-                      </m:r>
-                      <m:sSub>
-                        <m:e>
-                          <m:r>
-                            <m:t>a</m:t>
-                          </m:r>
-                        </m:e>
-                        <m:sub>
-                          <m:r>
-                            <m:t>i</m:t>
-                          </m:r>
-                          <m:r>
-                            <m:t>n</m:t>
-                          </m:r>
-                        </m:sub>
-                      </m:sSub>
-                      <m:sSub>
-                        <m:e>
-                          <m:r>
-                            <m:t>b</m:t>
-                          </m:r>
-                        </m:e>
-                        <m:sub>
-                          <m:r>
-                            <m:t>n</m:t>
-                          </m:r>
-                          <m:r>
-                            <m:t>j</m:t>
-                          </m:r>
-                        </m:sub>
-                      </m:sSub>
-                    </m:e>
-                  </m:mr>
-                  <m:mr>
-                    <m:e/>
-                    <m:e>
-                      <m:r>
-                        <m:rPr>
-                          <m:sty m:val="p"/>
-                        </m:rPr>
-                        <m:t>=</m:t>
-                      </m:r>
-                      <m:nary>
-                        <m:naryPr>
-                          <m:chr m:val="∑"/>
-                          <m:limLoc m:val="undOvr"/>
-                          <m:subHide m:val="off"/>
-                          <m:supHide m:val="off"/>
-                        </m:naryPr>
-                        <m:sub>
-                          <m:r>
-                            <m:t>k</m:t>
-                          </m:r>
-                          <m:r>
-                            <m:rPr>
-                              <m:sty m:val="p"/>
-                            </m:rPr>
-                            <m:t>=</m:t>
-                          </m:r>
-                          <m:r>
-                            <m:t>1</m:t>
-                          </m:r>
-                        </m:sub>
-                        <m:sup>
-                          <m:r>
-                            <m:t>n</m:t>
-                          </m:r>
-                        </m:sup>
-                        <m:e>
-                          <m:sSub>
-                            <m:e>
-                              <m:r>
-                                <m:t>a</m:t>
-                              </m:r>
-                            </m:e>
-                            <m:sub>
-                              <m:r>
-                                <m:t>i</m:t>
-                              </m:r>
-                              <m:r>
-                                <m:t>k</m:t>
-                              </m:r>
-                            </m:sub>
-                          </m:sSub>
-                        </m:e>
-                      </m:nary>
-                      <m:sSub>
-                        <m:e>
-                          <m:r>
-                            <m:t>b</m:t>
-                          </m:r>
-                        </m:e>
-                        <m:sub>
-                          <m:r>
-                            <m:t>k</m:t>
-                          </m:r>
-                          <m:r>
-                            <m:t>j</m:t>
-                          </m:r>
-                        </m:sub>
-                      </m:sSub>
-                    </m:e>
-                  </m:mr>
-                </m:m>
+                <m:eqArr>
+                  <m:e>
+                    <m:sSub>
+                      <m:e>
+                        <m:r>
+                          <m:t>c</m:t>
+                        </m:r>
+                      </m:e>
+                      <m:sub>
+                        <m:r>
+                          <m:t>i</m:t>
+                        </m:r>
+                        <m:r>
+                          <m:t>j</m:t>
+                        </m:r>
+                      </m:sub>
+                    </m:sSub>
+                    <m:r>
+                      <m:t>&amp;</m:t>
+                    </m:r>
+                    <m:r>
+                      <m:rPr>
+                        <m:sty m:val="p"/>
+                      </m:rPr>
+                      <m:t>=</m:t>
+                    </m:r>
+                    <m:sSub>
+                      <m:e>
+                        <m:r>
+                          <m:t>a</m:t>
+                        </m:r>
+                      </m:e>
+                      <m:sub>
+                        <m:r>
+                          <m:t>i</m:t>
+                        </m:r>
+                        <m:r>
+                          <m:t>1</m:t>
+                        </m:r>
+                      </m:sub>
+                    </m:sSub>
+                    <m:sSub>
+                      <m:e>
+                        <m:r>
+                          <m:t>b</m:t>
+                        </m:r>
+                      </m:e>
+                      <m:sub>
+                        <m:r>
+                          <m:t>1</m:t>
+                        </m:r>
+                        <m:r>
+                          <m:t>j</m:t>
+                        </m:r>
+                      </m:sub>
+                    </m:sSub>
+                    <m:r>
+                      <m:rPr>
+                        <m:sty m:val="p"/>
+                      </m:rPr>
+                      <m:t>+</m:t>
+                    </m:r>
+                    <m:sSub>
+                      <m:e>
+                        <m:r>
+                          <m:t>a</m:t>
+                        </m:r>
+                      </m:e>
+                      <m:sub>
+                        <m:r>
+                          <m:t>i</m:t>
+                        </m:r>
+                        <m:r>
+                          <m:t>2</m:t>
+                        </m:r>
+                      </m:sub>
+                    </m:sSub>
+                    <m:sSub>
+                      <m:e>
+                        <m:r>
+                          <m:t>b</m:t>
+                        </m:r>
+                      </m:e>
+                      <m:sub>
+                        <m:r>
+                          <m:t>2</m:t>
+                        </m:r>
+                        <m:r>
+                          <m:t>j</m:t>
+                        </m:r>
+                      </m:sub>
+                    </m:sSub>
+                    <m:r>
+                      <m:rPr>
+                        <m:sty m:val="p"/>
+                      </m:rPr>
+                      <m:t>+</m:t>
+                    </m:r>
+                    <m:r>
+                      <m:rPr>
+                        <m:sty m:val="p"/>
+                      </m:rPr>
+                      <m:t>…</m:t>
+                    </m:r>
+                    <m:r>
+                      <m:rPr>
+                        <m:sty m:val="p"/>
+                      </m:rPr>
+                      <m:t>+</m:t>
+                    </m:r>
+                    <m:sSub>
+                      <m:e>
+                        <m:r>
+                          <m:t>a</m:t>
+                        </m:r>
+                      </m:e>
+                      <m:sub>
+                        <m:r>
+                          <m:t>i</m:t>
+                        </m:r>
+                        <m:r>
+                          <m:t>n</m:t>
+                        </m:r>
+                      </m:sub>
+                    </m:sSub>
+                    <m:sSub>
+                      <m:e>
+                        <m:r>
+                          <m:t>b</m:t>
+                        </m:r>
+                      </m:e>
+                      <m:sub>
+                        <m:r>
+                          <m:t>n</m:t>
+                        </m:r>
+                        <m:r>
+                          <m:t>j</m:t>
+                        </m:r>
+                      </m:sub>
+                    </m:sSub>
+                  </m:e>
+                  <m:e>
+                    <m:r>
+                      <m:t>&amp;</m:t>
+                    </m:r>
+                    <m:r>
+                      <m:rPr>
+                        <m:sty m:val="p"/>
+                      </m:rPr>
+                      <m:t>=</m:t>
+                    </m:r>
+                    <m:nary>
+                      <m:naryPr>
+                        <m:chr m:val="∑"/>
+                        <m:limLoc m:val="undOvr"/>
+                        <m:subHide m:val="off"/>
+                        <m:supHide m:val="off"/>
+                      </m:naryPr>
+                      <m:sub>
+                        <m:r>
+                          <m:t>k</m:t>
+                        </m:r>
+                        <m:r>
+                          <m:rPr>
+                            <m:sty m:val="p"/>
+                          </m:rPr>
+                          <m:t>=</m:t>
+                        </m:r>
+                        <m:r>
+                          <m:t>1</m:t>
+                        </m:r>
+                      </m:sub>
+                      <m:sup>
+                        <m:r>
+                          <m:t>n</m:t>
+                        </m:r>
+                      </m:sup>
+                      <m:e>
+                        <m:sSub>
+                          <m:e>
+                            <m:r>
+                              <m:t>a</m:t>
+                            </m:r>
+                          </m:e>
+                          <m:sub>
+                            <m:r>
+                              <m:t>i</m:t>
+                            </m:r>
+                            <m:r>
+                              <m:t>k</m:t>
+                            </m:r>
+                          </m:sub>
+                        </m:sSub>
+                      </m:e>
+                    </m:nary>
+                    <m:sSub>
+                      <m:e>
+                        <m:r>
+                          <m:t>b</m:t>
+                        </m:r>
+                      </m:e>
+                      <m:sub>
+                        <m:r>
+                          <m:t>k</m:t>
+                        </m:r>
+                        <m:r>
+                          <m:t>j</m:t>
+                        </m:r>
+                      </m:sub>
+                    </m:sSub>
+                  </m:e>
+                </m:eqArr>
               </m:oMath>
             </m:oMathPara>
           </w:p>
@@ -7544,7 +7551,7 @@
             <w:r>
               <w:t xml:space="preserve"> </w:t>
             </w:r>
-            <w:hyperlink r:id="rId33">
+            <w:hyperlink r:id="rId22">
               <w:r>
                 <w:rPr>
                   <w:rStyle w:val="Hyperlink"/>
@@ -7570,7 +7577,7 @@
       <w:r>
         <w:t xml:space="preserve"> </w:t>
       </w:r>
-      <w:hyperlink r:id="rId41">
+      <w:hyperlink r:id="rId30">
         <w:r>
           <w:rPr>
             <w:rStyle w:val="Hyperlink"/>
@@ -7623,18 +7630,18 @@
                 <wp:inline>
                   <wp:extent cx="152400" cy="152400"/>
                   <wp:effectExtent b="0" l="0" r="0" t="0"/>
-                  <wp:docPr descr="" title="" id="43" name="Picture"/>
+                  <wp:docPr descr="" title="" id="32" name="Picture"/>
                   <a:graphic>
                     <a:graphicData uri="http://schemas.openxmlformats.org/drawingml/2006/picture">
                       <pic:pic>
                         <pic:nvPicPr>
-                          <pic:cNvPr descr="/Applications/quarto/share/formats/docx/warning.png" id="44" name="Picture"/>
+                          <pic:cNvPr descr="/Applications/quarto/share/formats/docx/warning.png" id="33" name="Picture"/>
                           <pic:cNvPicPr>
                             <a:picLocks noChangeArrowheads="1" noChangeAspect="1"/>
                           </pic:cNvPicPr>
                         </pic:nvPicPr>
                         <pic:blipFill>
-                          <a:blip r:embed="rId42"/>
+                          <a:blip r:embed="rId31"/>
                           <a:stretch>
                             <a:fillRect/>
                           </a:stretch>
@@ -7816,18 +7823,18 @@
                 <wp:inline>
                   <wp:extent cx="152400" cy="152400"/>
                   <wp:effectExtent b="0" l="0" r="0" t="0"/>
-                  <wp:docPr descr="" title="" id="45" name="Picture"/>
+                  <wp:docPr descr="" title="" id="34" name="Picture"/>
                   <a:graphic>
                     <a:graphicData uri="http://schemas.openxmlformats.org/drawingml/2006/picture">
                       <pic:pic>
                         <pic:nvPicPr>
-                          <pic:cNvPr descr="/Applications/quarto/share/formats/docx/warning.png" id="46" name="Picture"/>
+                          <pic:cNvPr descr="/Applications/quarto/share/formats/docx/warning.png" id="35" name="Picture"/>
                           <pic:cNvPicPr>
                             <a:picLocks noChangeArrowheads="1" noChangeAspect="1"/>
                           </pic:cNvPicPr>
                         </pic:nvPicPr>
                         <pic:blipFill>
-                          <a:blip r:embed="rId42"/>
+                          <a:blip r:embed="rId31"/>
                           <a:stretch>
                             <a:fillRect/>
                           </a:stretch>
@@ -8004,18 +8011,18 @@
                 <wp:inline>
                   <wp:extent cx="152400" cy="152400"/>
                   <wp:effectExtent b="0" l="0" r="0" t="0"/>
-                  <wp:docPr descr="" title="" id="47" name="Picture"/>
+                  <wp:docPr descr="" title="" id="36" name="Picture"/>
                   <a:graphic>
                     <a:graphicData uri="http://schemas.openxmlformats.org/drawingml/2006/picture">
                       <pic:pic>
                         <pic:nvPicPr>
-                          <pic:cNvPr descr="/Applications/quarto/share/formats/docx/note.png" id="48" name="Picture"/>
+                          <pic:cNvPr descr="/Applications/quarto/share/formats/docx/note.png" id="37" name="Picture"/>
                           <pic:cNvPicPr>
                             <a:picLocks noChangeArrowheads="1" noChangeAspect="1"/>
                           </pic:cNvPicPr>
                         </pic:nvPicPr>
                         <pic:blipFill>
-                          <a:blip r:embed="rId20"/>
+                          <a:blip r:embed="rId9"/>
                           <a:stretch>
                             <a:fillRect/>
                           </a:stretch>
@@ -8250,8 +8257,8 @@
                 <m:r>
                   <m:rPr>
                     <m:nor/>
+                    <m:scr m:val="sans-serif"/>
                     <m:sty m:val="p"/>
-                    <m:scr m:val="sans-serif"/>
                   </m:rPr>
                   <m:t> and </m:t>
                 </m:r>
@@ -8744,25 +8751,27 @@
                       </m:mPr>
                       <m:mr>
                         <m:e>
-                          <m:d>
-                            <m:dPr>
-                              <m:begChr m:val="("/>
-                              <m:sepChr m:val=""/>
-                              <m:endChr m:val=")"/>
-                              <m:grow/>
-                            </m:dPr>
-                            <m:e>
-                              <m:r>
-                                <m:rPr>
-                                  <m:sty m:val="p"/>
-                                </m:rPr>
-                                <m:t>−</m:t>
-                              </m:r>
-                              <m:r>
-                                <m:t>2</m:t>
-                              </m:r>
-                            </m:e>
-                          </m:d>
+                          <m:r>
+                            <m:rPr>
+                              <m:sty m:val="p"/>
+                            </m:rPr>
+                            <m:t>(</m:t>
+                          </m:r>
+                          <m:r>
+                            <m:rPr>
+                              <m:sty m:val="p"/>
+                            </m:rPr>
+                            <m:t>−</m:t>
+                          </m:r>
+                          <m:r>
+                            <m:t>2</m:t>
+                          </m:r>
+                          <m:r>
+                            <m:rPr>
+                              <m:sty m:val="p"/>
+                            </m:rPr>
+                            <m:t>)</m:t>
+                          </m:r>
                           <m:r>
                             <m:rPr>
                               <m:sty m:val="p"/>
@@ -8787,25 +8796,27 @@
                             </m:rPr>
                             <m:t>⋅</m:t>
                           </m:r>
-                          <m:d>
-                            <m:dPr>
-                              <m:begChr m:val="("/>
-                              <m:sepChr m:val=""/>
-                              <m:endChr m:val=")"/>
-                              <m:grow/>
-                            </m:dPr>
-                            <m:e>
-                              <m:r>
-                                <m:rPr>
-                                  <m:sty m:val="p"/>
-                                </m:rPr>
-                                <m:t>−</m:t>
-                              </m:r>
-                              <m:r>
-                                <m:t>2</m:t>
-                              </m:r>
-                            </m:e>
-                          </m:d>
+                          <m:r>
+                            <m:rPr>
+                              <m:sty m:val="p"/>
+                            </m:rPr>
+                            <m:t>(</m:t>
+                          </m:r>
+                          <m:r>
+                            <m:rPr>
+                              <m:sty m:val="p"/>
+                            </m:rPr>
+                            <m:t>−</m:t>
+                          </m:r>
+                          <m:r>
+                            <m:t>2</m:t>
+                          </m:r>
+                          <m:r>
+                            <m:rPr>
+                              <m:sty m:val="p"/>
+                            </m:rPr>
+                            <m:t>)</m:t>
+                          </m:r>
                           <m:r>
                             <m:rPr>
                               <m:sty m:val="p"/>
@@ -8902,28 +8913,30 @@
               <w:t xml:space="preserve"> </w:t>
             </w:r>
             <m:oMath>
-              <m:d>
-                <m:dPr>
-                  <m:begChr m:val="("/>
-                  <m:sepChr m:val=""/>
-                  <m:endChr m:val=")"/>
-                  <m:grow/>
-                </m:dPr>
-                <m:e>
-                  <m:r>
-                    <m:t>1</m:t>
-                  </m:r>
-                  <m:r>
-                    <m:rPr>
-                      <m:sty m:val="p"/>
-                    </m:rPr>
-                    <m:t>,</m:t>
-                  </m:r>
-                  <m:r>
-                    <m:t>2</m:t>
-                  </m:r>
-                </m:e>
-              </m:d>
+              <m:r>
+                <m:rPr>
+                  <m:sty m:val="p"/>
+                </m:rPr>
+                <m:t>(</m:t>
+              </m:r>
+              <m:r>
+                <m:t>1</m:t>
+              </m:r>
+              <m:r>
+                <m:rPr>
+                  <m:sty m:val="p"/>
+                </m:rPr>
+                <m:t>,</m:t>
+              </m:r>
+              <m:r>
+                <m:t>2</m:t>
+              </m:r>
+              <m:r>
+                <m:rPr>
+                  <m:sty m:val="p"/>
+                </m:rPr>
+                <m:t>)</m:t>
+              </m:r>
             </m:oMath>
             <w:r>
               <w:t xml:space="preserve">th entry of</w:t>
@@ -9219,50 +9232,54 @@
                           </m:r>
                         </m:e>
                         <m:e>
-                          <m:d>
-                            <m:dPr>
-                              <m:begChr m:val="("/>
-                              <m:sepChr m:val=""/>
-                              <m:endChr m:val=")"/>
-                              <m:grow/>
-                            </m:dPr>
-                            <m:e>
-                              <m:r>
-                                <m:rPr>
-                                  <m:sty m:val="p"/>
-                                </m:rPr>
-                                <m:t>−</m:t>
-                              </m:r>
-                              <m:r>
-                                <m:t>2</m:t>
-                              </m:r>
-                            </m:e>
-                          </m:d>
+                          <m:r>
+                            <m:rPr>
+                              <m:sty m:val="p"/>
+                            </m:rPr>
+                            <m:t>(</m:t>
+                          </m:r>
+                          <m:r>
+                            <m:rPr>
+                              <m:sty m:val="p"/>
+                            </m:rPr>
+                            <m:t>−</m:t>
+                          </m:r>
+                          <m:r>
+                            <m:t>2</m:t>
+                          </m:r>
+                          <m:r>
+                            <m:rPr>
+                              <m:sty m:val="p"/>
+                            </m:rPr>
+                            <m:t>)</m:t>
+                          </m:r>
                           <m:r>
                             <m:rPr>
                               <m:sty m:val="p"/>
                             </m:rPr>
                             <m:t>⋅</m:t>
                           </m:r>
-                          <m:d>
-                            <m:dPr>
-                              <m:begChr m:val="("/>
-                              <m:sepChr m:val=""/>
-                              <m:endChr m:val=")"/>
-                              <m:grow/>
-                            </m:dPr>
-                            <m:e>
-                              <m:r>
-                                <m:rPr>
-                                  <m:sty m:val="p"/>
-                                </m:rPr>
-                                <m:t>−</m:t>
-                              </m:r>
-                              <m:r>
-                                <m:t>1</m:t>
-                              </m:r>
-                            </m:e>
-                          </m:d>
+                          <m:r>
+                            <m:rPr>
+                              <m:sty m:val="p"/>
+                            </m:rPr>
+                            <m:t>(</m:t>
+                          </m:r>
+                          <m:r>
+                            <m:rPr>
+                              <m:sty m:val="p"/>
+                            </m:rPr>
+                            <m:t>−</m:t>
+                          </m:r>
+                          <m:r>
+                            <m:t>1</m:t>
+                          </m:r>
+                          <m:r>
+                            <m:rPr>
+                              <m:sty m:val="p"/>
+                            </m:rPr>
+                            <m:t>)</m:t>
+                          </m:r>
                           <m:r>
                             <m:rPr>
                               <m:sty m:val="p"/>
@@ -9296,25 +9313,27 @@
                             </m:rPr>
                             <m:t>⋅</m:t>
                           </m:r>
-                          <m:d>
-                            <m:dPr>
-                              <m:begChr m:val="("/>
-                              <m:sepChr m:val=""/>
-                              <m:endChr m:val=")"/>
-                              <m:grow/>
-                            </m:dPr>
-                            <m:e>
-                              <m:r>
-                                <m:rPr>
-                                  <m:sty m:val="p"/>
-                                </m:rPr>
-                                <m:t>−</m:t>
-                              </m:r>
-                              <m:r>
-                                <m:t>2</m:t>
-                              </m:r>
-                            </m:e>
-                          </m:d>
+                          <m:r>
+                            <m:rPr>
+                              <m:sty m:val="p"/>
+                            </m:rPr>
+                            <m:t>(</m:t>
+                          </m:r>
+                          <m:r>
+                            <m:rPr>
+                              <m:sty m:val="p"/>
+                            </m:rPr>
+                            <m:t>−</m:t>
+                          </m:r>
+                          <m:r>
+                            <m:t>2</m:t>
+                          </m:r>
+                          <m:r>
+                            <m:rPr>
+                              <m:sty m:val="p"/>
+                            </m:rPr>
+                            <m:t>)</m:t>
+                          </m:r>
                         </m:e>
                       </m:mr>
                       <m:mr>
@@ -9396,28 +9415,30 @@
               <w:t xml:space="preserve"> </w:t>
             </w:r>
             <m:oMath>
-              <m:d>
-                <m:dPr>
-                  <m:begChr m:val="("/>
-                  <m:sepChr m:val=""/>
-                  <m:endChr m:val=")"/>
-                  <m:grow/>
-                </m:dPr>
-                <m:e>
-                  <m:r>
-                    <m:t>2</m:t>
-                  </m:r>
-                  <m:r>
-                    <m:rPr>
-                      <m:sty m:val="p"/>
-                    </m:rPr>
-                    <m:t>,</m:t>
-                  </m:r>
-                  <m:r>
-                    <m:t>1</m:t>
-                  </m:r>
-                </m:e>
-              </m:d>
+              <m:r>
+                <m:rPr>
+                  <m:sty m:val="p"/>
+                </m:rPr>
+                <m:t>(</m:t>
+              </m:r>
+              <m:r>
+                <m:t>2</m:t>
+              </m:r>
+              <m:r>
+                <m:rPr>
+                  <m:sty m:val="p"/>
+                </m:rPr>
+                <m:t>,</m:t>
+              </m:r>
+              <m:r>
+                <m:t>1</m:t>
+              </m:r>
+              <m:r>
+                <m:rPr>
+                  <m:sty m:val="p"/>
+                </m:rPr>
+                <m:t>)</m:t>
+              </m:r>
             </m:oMath>
             <w:r>
               <w:t xml:space="preserve">th entry of</w:t>
@@ -9760,50 +9781,54 @@
                             </m:rPr>
                             <m:t>+</m:t>
                           </m:r>
-                          <m:d>
-                            <m:dPr>
-                              <m:begChr m:val="("/>
-                              <m:sepChr m:val=""/>
-                              <m:endChr m:val=")"/>
-                              <m:grow/>
-                            </m:dPr>
-                            <m:e>
-                              <m:r>
-                                <m:rPr>
-                                  <m:sty m:val="p"/>
-                                </m:rPr>
-                                <m:t>−</m:t>
-                              </m:r>
-                              <m:r>
-                                <m:t>5</m:t>
-                              </m:r>
-                            </m:e>
-                          </m:d>
+                          <m:r>
+                            <m:rPr>
+                              <m:sty m:val="p"/>
+                            </m:rPr>
+                            <m:t>(</m:t>
+                          </m:r>
+                          <m:r>
+                            <m:rPr>
+                              <m:sty m:val="p"/>
+                            </m:rPr>
+                            <m:t>−</m:t>
+                          </m:r>
+                          <m:r>
+                            <m:t>5</m:t>
+                          </m:r>
+                          <m:r>
+                            <m:rPr>
+                              <m:sty m:val="p"/>
+                            </m:rPr>
+                            <m:t>)</m:t>
+                          </m:r>
                           <m:r>
                             <m:rPr>
                               <m:sty m:val="p"/>
                             </m:rPr>
                             <m:t>⋅</m:t>
                           </m:r>
-                          <m:d>
-                            <m:dPr>
-                              <m:begChr m:val="("/>
-                              <m:sepChr m:val=""/>
-                              <m:endChr m:val=")"/>
-                              <m:grow/>
-                            </m:dPr>
-                            <m:e>
-                              <m:r>
-                                <m:rPr>
-                                  <m:sty m:val="p"/>
-                                </m:rPr>
-                                <m:t>−</m:t>
-                              </m:r>
-                              <m:r>
-                                <m:t>2</m:t>
-                              </m:r>
-                            </m:e>
-                          </m:d>
+                          <m:r>
+                            <m:rPr>
+                              <m:sty m:val="p"/>
+                            </m:rPr>
+                            <m:t>(</m:t>
+                          </m:r>
+                          <m:r>
+                            <m:rPr>
+                              <m:sty m:val="p"/>
+                            </m:rPr>
+                            <m:t>−</m:t>
+                          </m:r>
+                          <m:r>
+                            <m:t>2</m:t>
+                          </m:r>
+                          <m:r>
+                            <m:rPr>
+                              <m:sty m:val="p"/>
+                            </m:rPr>
+                            <m:t>)</m:t>
+                          </m:r>
                           <m:r>
                             <m:rPr>
                               <m:sty m:val="p"/>
@@ -9904,28 +9929,30 @@
               <w:t xml:space="preserve"> </w:t>
             </w:r>
             <m:oMath>
-              <m:d>
-                <m:dPr>
-                  <m:begChr m:val="("/>
-                  <m:sepChr m:val=""/>
-                  <m:endChr m:val=")"/>
-                  <m:grow/>
-                </m:dPr>
-                <m:e>
-                  <m:r>
-                    <m:t>2</m:t>
-                  </m:r>
-                  <m:r>
-                    <m:rPr>
-                      <m:sty m:val="p"/>
-                    </m:rPr>
-                    <m:t>,</m:t>
-                  </m:r>
-                  <m:r>
-                    <m:t>2</m:t>
-                  </m:r>
-                </m:e>
-              </m:d>
+              <m:r>
+                <m:rPr>
+                  <m:sty m:val="p"/>
+                </m:rPr>
+                <m:t>(</m:t>
+              </m:r>
+              <m:r>
+                <m:t>2</m:t>
+              </m:r>
+              <m:r>
+                <m:rPr>
+                  <m:sty m:val="p"/>
+                </m:rPr>
+                <m:t>,</m:t>
+              </m:r>
+              <m:r>
+                <m:t>2</m:t>
+              </m:r>
+              <m:r>
+                <m:rPr>
+                  <m:sty m:val="p"/>
+                </m:rPr>
+                <m:t>)</m:t>
+              </m:r>
             </m:oMath>
             <w:r>
               <w:t xml:space="preserve">th entry of</w:t>
@@ -10264,50 +10291,54 @@
                             </m:rPr>
                             <m:t>⋅</m:t>
                           </m:r>
-                          <m:d>
-                            <m:dPr>
-                              <m:begChr m:val="("/>
-                              <m:sepChr m:val=""/>
-                              <m:endChr m:val=")"/>
-                              <m:grow/>
-                            </m:dPr>
-                            <m:e>
-                              <m:r>
-                                <m:rPr>
-                                  <m:sty m:val="p"/>
-                                </m:rPr>
-                                <m:t>−</m:t>
-                              </m:r>
-                              <m:r>
-                                <m:t>1</m:t>
-                              </m:r>
-                            </m:e>
-                          </m:d>
+                          <m:r>
+                            <m:rPr>
+                              <m:sty m:val="p"/>
+                            </m:rPr>
+                            <m:t>(</m:t>
+                          </m:r>
+                          <m:r>
+                            <m:rPr>
+                              <m:sty m:val="p"/>
+                            </m:rPr>
+                            <m:t>−</m:t>
+                          </m:r>
+                          <m:r>
+                            <m:t>1</m:t>
+                          </m:r>
+                          <m:r>
+                            <m:rPr>
+                              <m:sty m:val="p"/>
+                            </m:rPr>
+                            <m:t>)</m:t>
+                          </m:r>
                           <m:r>
                             <m:rPr>
                               <m:sty m:val="p"/>
                             </m:rPr>
                             <m:t>+</m:t>
                           </m:r>
-                          <m:d>
-                            <m:dPr>
-                              <m:begChr m:val="("/>
-                              <m:sepChr m:val=""/>
-                              <m:endChr m:val=")"/>
-                              <m:grow/>
-                            </m:dPr>
-                            <m:e>
-                              <m:r>
-                                <m:rPr>
-                                  <m:sty m:val="p"/>
-                                </m:rPr>
-                                <m:t>−</m:t>
-                              </m:r>
-                              <m:r>
-                                <m:t>5</m:t>
-                              </m:r>
-                            </m:e>
-                          </m:d>
+                          <m:r>
+                            <m:rPr>
+                              <m:sty m:val="p"/>
+                            </m:rPr>
+                            <m:t>(</m:t>
+                          </m:r>
+                          <m:r>
+                            <m:rPr>
+                              <m:sty m:val="p"/>
+                            </m:rPr>
+                            <m:t>−</m:t>
+                          </m:r>
+                          <m:r>
+                            <m:t>5</m:t>
+                          </m:r>
+                          <m:r>
+                            <m:rPr>
+                              <m:sty m:val="p"/>
+                            </m:rPr>
+                            <m:t>)</m:t>
+                          </m:r>
                           <m:r>
                             <m:rPr>
                               <m:sty m:val="p"/>
@@ -10332,25 +10363,27 @@
                             </m:rPr>
                             <m:t>⋅</m:t>
                           </m:r>
-                          <m:d>
-                            <m:dPr>
-                              <m:begChr m:val="("/>
-                              <m:sepChr m:val=""/>
-                              <m:endChr m:val=")"/>
-                              <m:grow/>
-                            </m:dPr>
-                            <m:e>
-                              <m:r>
-                                <m:rPr>
-                                  <m:sty m:val="p"/>
-                                </m:rPr>
-                                <m:t>−</m:t>
-                              </m:r>
-                              <m:r>
-                                <m:t>2</m:t>
-                              </m:r>
-                            </m:e>
-                          </m:d>
+                          <m:r>
+                            <m:rPr>
+                              <m:sty m:val="p"/>
+                            </m:rPr>
+                            <m:t>(</m:t>
+                          </m:r>
+                          <m:r>
+                            <m:rPr>
+                              <m:sty m:val="p"/>
+                            </m:rPr>
+                            <m:t>−</m:t>
+                          </m:r>
+                          <m:r>
+                            <m:t>2</m:t>
+                          </m:r>
+                          <m:r>
+                            <m:rPr>
+                              <m:sty m:val="p"/>
+                            </m:rPr>
+                            <m:t>)</m:t>
+                          </m:r>
                         </m:e>
                       </m:mr>
                     </m:m>
@@ -10489,25 +10522,27 @@
                       </m:mPr>
                       <m:mr>
                         <m:e>
-                          <m:d>
-                            <m:dPr>
-                              <m:begChr m:val="("/>
-                              <m:sepChr m:val=""/>
-                              <m:endChr m:val=")"/>
-                              <m:grow/>
-                            </m:dPr>
-                            <m:e>
-                              <m:r>
-                                <m:rPr>
-                                  <m:sty m:val="p"/>
-                                </m:rPr>
-                                <m:t>−</m:t>
-                              </m:r>
-                              <m:r>
-                                <m:t>2</m:t>
-                              </m:r>
-                            </m:e>
-                          </m:d>
+                          <m:r>
+                            <m:rPr>
+                              <m:sty m:val="p"/>
+                            </m:rPr>
+                            <m:t>(</m:t>
+                          </m:r>
+                          <m:r>
+                            <m:rPr>
+                              <m:sty m:val="p"/>
+                            </m:rPr>
+                            <m:t>−</m:t>
+                          </m:r>
+                          <m:r>
+                            <m:t>2</m:t>
+                          </m:r>
+                          <m:r>
+                            <m:rPr>
+                              <m:sty m:val="p"/>
+                            </m:rPr>
+                            <m:t>)</m:t>
+                          </m:r>
                           <m:r>
                             <m:rPr>
                               <m:sty m:val="p"/>
@@ -10532,25 +10567,27 @@
                             </m:rPr>
                             <m:t>⋅</m:t>
                           </m:r>
-                          <m:d>
-                            <m:dPr>
-                              <m:begChr m:val="("/>
-                              <m:sepChr m:val=""/>
-                              <m:endChr m:val=")"/>
-                              <m:grow/>
-                            </m:dPr>
-                            <m:e>
-                              <m:r>
-                                <m:rPr>
-                                  <m:sty m:val="p"/>
-                                </m:rPr>
-                                <m:t>−</m:t>
-                              </m:r>
-                              <m:r>
-                                <m:t>2</m:t>
-                              </m:r>
-                            </m:e>
-                          </m:d>
+                          <m:r>
+                            <m:rPr>
+                              <m:sty m:val="p"/>
+                            </m:rPr>
+                            <m:t>(</m:t>
+                          </m:r>
+                          <m:r>
+                            <m:rPr>
+                              <m:sty m:val="p"/>
+                            </m:rPr>
+                            <m:t>−</m:t>
+                          </m:r>
+                          <m:r>
+                            <m:t>2</m:t>
+                          </m:r>
+                          <m:r>
+                            <m:rPr>
+                              <m:sty m:val="p"/>
+                            </m:rPr>
+                            <m:t>)</m:t>
+                          </m:r>
                           <m:r>
                             <m:rPr>
                               <m:sty m:val="p"/>
@@ -10571,50 +10608,54 @@
                           </m:r>
                         </m:e>
                         <m:e>
-                          <m:d>
-                            <m:dPr>
-                              <m:begChr m:val="("/>
-                              <m:sepChr m:val=""/>
-                              <m:endChr m:val=")"/>
-                              <m:grow/>
-                            </m:dPr>
-                            <m:e>
-                              <m:r>
-                                <m:rPr>
-                                  <m:sty m:val="p"/>
-                                </m:rPr>
-                                <m:t>−</m:t>
-                              </m:r>
-                              <m:r>
-                                <m:t>2</m:t>
-                              </m:r>
-                            </m:e>
-                          </m:d>
+                          <m:r>
+                            <m:rPr>
+                              <m:sty m:val="p"/>
+                            </m:rPr>
+                            <m:t>(</m:t>
+                          </m:r>
+                          <m:r>
+                            <m:rPr>
+                              <m:sty m:val="p"/>
+                            </m:rPr>
+                            <m:t>−</m:t>
+                          </m:r>
+                          <m:r>
+                            <m:t>2</m:t>
+                          </m:r>
+                          <m:r>
+                            <m:rPr>
+                              <m:sty m:val="p"/>
+                            </m:rPr>
+                            <m:t>)</m:t>
+                          </m:r>
                           <m:r>
                             <m:rPr>
                               <m:sty m:val="p"/>
                             </m:rPr>
                             <m:t>⋅</m:t>
                           </m:r>
-                          <m:d>
-                            <m:dPr>
-                              <m:begChr m:val="("/>
-                              <m:sepChr m:val=""/>
-                              <m:endChr m:val=")"/>
-                              <m:grow/>
-                            </m:dPr>
-                            <m:e>
-                              <m:r>
-                                <m:rPr>
-                                  <m:sty m:val="p"/>
-                                </m:rPr>
-                                <m:t>−</m:t>
-                              </m:r>
-                              <m:r>
-                                <m:t>1</m:t>
-                              </m:r>
-                            </m:e>
-                          </m:d>
+                          <m:r>
+                            <m:rPr>
+                              <m:sty m:val="p"/>
+                            </m:rPr>
+                            <m:t>(</m:t>
+                          </m:r>
+                          <m:r>
+                            <m:rPr>
+                              <m:sty m:val="p"/>
+                            </m:rPr>
+                            <m:t>−</m:t>
+                          </m:r>
+                          <m:r>
+                            <m:t>1</m:t>
+                          </m:r>
+                          <m:r>
+                            <m:rPr>
+                              <m:sty m:val="p"/>
+                            </m:rPr>
+                            <m:t>)</m:t>
+                          </m:r>
                           <m:r>
                             <m:rPr>
                               <m:sty m:val="p"/>
@@ -10648,25 +10689,27 @@
                             </m:rPr>
                             <m:t>⋅</m:t>
                           </m:r>
-                          <m:d>
-                            <m:dPr>
-                              <m:begChr m:val="("/>
-                              <m:sepChr m:val=""/>
-                              <m:endChr m:val=")"/>
-                              <m:grow/>
-                            </m:dPr>
-                            <m:e>
-                              <m:r>
-                                <m:rPr>
-                                  <m:sty m:val="p"/>
-                                </m:rPr>
-                                <m:t>−</m:t>
-                              </m:r>
-                              <m:r>
-                                <m:t>2</m:t>
-                              </m:r>
-                            </m:e>
-                          </m:d>
+                          <m:r>
+                            <m:rPr>
+                              <m:sty m:val="p"/>
+                            </m:rPr>
+                            <m:t>(</m:t>
+                          </m:r>
+                          <m:r>
+                            <m:rPr>
+                              <m:sty m:val="p"/>
+                            </m:rPr>
+                            <m:t>−</m:t>
+                          </m:r>
+                          <m:r>
+                            <m:t>2</m:t>
+                          </m:r>
+                          <m:r>
+                            <m:rPr>
+                              <m:sty m:val="p"/>
+                            </m:rPr>
+                            <m:t>)</m:t>
+                          </m:r>
                         </m:e>
                       </m:mr>
                       <m:mr>
@@ -10689,50 +10732,54 @@
                             </m:rPr>
                             <m:t>+</m:t>
                           </m:r>
-                          <m:d>
-                            <m:dPr>
-                              <m:begChr m:val="("/>
-                              <m:sepChr m:val=""/>
-                              <m:endChr m:val=")"/>
-                              <m:grow/>
-                            </m:dPr>
-                            <m:e>
-                              <m:r>
-                                <m:rPr>
-                                  <m:sty m:val="p"/>
-                                </m:rPr>
-                                <m:t>−</m:t>
-                              </m:r>
-                              <m:r>
-                                <m:t>5</m:t>
-                              </m:r>
-                            </m:e>
-                          </m:d>
+                          <m:r>
+                            <m:rPr>
+                              <m:sty m:val="p"/>
+                            </m:rPr>
+                            <m:t>(</m:t>
+                          </m:r>
+                          <m:r>
+                            <m:rPr>
+                              <m:sty m:val="p"/>
+                            </m:rPr>
+                            <m:t>−</m:t>
+                          </m:r>
+                          <m:r>
+                            <m:t>5</m:t>
+                          </m:r>
+                          <m:r>
+                            <m:rPr>
+                              <m:sty m:val="p"/>
+                            </m:rPr>
+                            <m:t>)</m:t>
+                          </m:r>
                           <m:r>
                             <m:rPr>
                               <m:sty m:val="p"/>
                             </m:rPr>
                             <m:t>⋅</m:t>
                           </m:r>
-                          <m:d>
-                            <m:dPr>
-                              <m:begChr m:val="("/>
-                              <m:sepChr m:val=""/>
-                              <m:endChr m:val=")"/>
-                              <m:grow/>
-                            </m:dPr>
-                            <m:e>
-                              <m:r>
-                                <m:rPr>
-                                  <m:sty m:val="p"/>
-                                </m:rPr>
-                                <m:t>−</m:t>
-                              </m:r>
-                              <m:r>
-                                <m:t>2</m:t>
-                              </m:r>
-                            </m:e>
-                          </m:d>
+                          <m:r>
+                            <m:rPr>
+                              <m:sty m:val="p"/>
+                            </m:rPr>
+                            <m:t>(</m:t>
+                          </m:r>
+                          <m:r>
+                            <m:rPr>
+                              <m:sty m:val="p"/>
+                            </m:rPr>
+                            <m:t>−</m:t>
+                          </m:r>
+                          <m:r>
+                            <m:t>2</m:t>
+                          </m:r>
+                          <m:r>
+                            <m:rPr>
+                              <m:sty m:val="p"/>
+                            </m:rPr>
+                            <m:t>)</m:t>
+                          </m:r>
                           <m:r>
                             <m:rPr>
                               <m:sty m:val="p"/>
@@ -10762,50 +10809,54 @@
                             </m:rPr>
                             <m:t>⋅</m:t>
                           </m:r>
-                          <m:d>
-                            <m:dPr>
-                              <m:begChr m:val="("/>
-                              <m:sepChr m:val=""/>
-                              <m:endChr m:val=")"/>
-                              <m:grow/>
-                            </m:dPr>
-                            <m:e>
-                              <m:r>
-                                <m:rPr>
-                                  <m:sty m:val="p"/>
-                                </m:rPr>
-                                <m:t>−</m:t>
-                              </m:r>
-                              <m:r>
-                                <m:t>1</m:t>
-                              </m:r>
-                            </m:e>
-                          </m:d>
+                          <m:r>
+                            <m:rPr>
+                              <m:sty m:val="p"/>
+                            </m:rPr>
+                            <m:t>(</m:t>
+                          </m:r>
+                          <m:r>
+                            <m:rPr>
+                              <m:sty m:val="p"/>
+                            </m:rPr>
+                            <m:t>−</m:t>
+                          </m:r>
+                          <m:r>
+                            <m:t>1</m:t>
+                          </m:r>
+                          <m:r>
+                            <m:rPr>
+                              <m:sty m:val="p"/>
+                            </m:rPr>
+                            <m:t>)</m:t>
+                          </m:r>
                           <m:r>
                             <m:rPr>
                               <m:sty m:val="p"/>
                             </m:rPr>
                             <m:t>+</m:t>
                           </m:r>
-                          <m:d>
-                            <m:dPr>
-                              <m:begChr m:val="("/>
-                              <m:sepChr m:val=""/>
-                              <m:endChr m:val=")"/>
-                              <m:grow/>
-                            </m:dPr>
-                            <m:e>
-                              <m:r>
-                                <m:rPr>
-                                  <m:sty m:val="p"/>
-                                </m:rPr>
-                                <m:t>−</m:t>
-                              </m:r>
-                              <m:r>
-                                <m:t>5</m:t>
-                              </m:r>
-                            </m:e>
-                          </m:d>
+                          <m:r>
+                            <m:rPr>
+                              <m:sty m:val="p"/>
+                            </m:rPr>
+                            <m:t>(</m:t>
+                          </m:r>
+                          <m:r>
+                            <m:rPr>
+                              <m:sty m:val="p"/>
+                            </m:rPr>
+                            <m:t>−</m:t>
+                          </m:r>
+                          <m:r>
+                            <m:t>5</m:t>
+                          </m:r>
+                          <m:r>
+                            <m:rPr>
+                              <m:sty m:val="p"/>
+                            </m:rPr>
+                            <m:t>)</m:t>
+                          </m:r>
                           <m:r>
                             <m:rPr>
                               <m:sty m:val="p"/>
@@ -10830,25 +10881,27 @@
                             </m:rPr>
                             <m:t>⋅</m:t>
                           </m:r>
-                          <m:d>
-                            <m:dPr>
-                              <m:begChr m:val="("/>
-                              <m:sepChr m:val=""/>
-                              <m:endChr m:val=")"/>
-                              <m:grow/>
-                            </m:dPr>
-                            <m:e>
-                              <m:r>
-                                <m:rPr>
-                                  <m:sty m:val="p"/>
-                                </m:rPr>
-                                <m:t>−</m:t>
-                              </m:r>
-                              <m:r>
-                                <m:t>2</m:t>
-                              </m:r>
-                            </m:e>
-                          </m:d>
+                          <m:r>
+                            <m:rPr>
+                              <m:sty m:val="p"/>
+                            </m:rPr>
+                            <m:t>(</m:t>
+                          </m:r>
+                          <m:r>
+                            <m:rPr>
+                              <m:sty m:val="p"/>
+                            </m:rPr>
+                            <m:t>−</m:t>
+                          </m:r>
+                          <m:r>
+                            <m:t>2</m:t>
+                          </m:r>
+                          <m:r>
+                            <m:rPr>
+                              <m:sty m:val="p"/>
+                            </m:rPr>
+                            <m:t>)</m:t>
+                          </m:r>
                         </m:e>
                       </m:mr>
                     </m:m>
@@ -11127,50 +11180,54 @@
                             </m:rPr>
                             <m:t>⋅</m:t>
                           </m:r>
-                          <m:d>
-                            <m:dPr>
-                              <m:begChr m:val="("/>
-                              <m:sepChr m:val=""/>
-                              <m:endChr m:val=")"/>
-                              <m:grow/>
-                            </m:dPr>
-                            <m:e>
-                              <m:r>
-                                <m:rPr>
-                                  <m:sty m:val="p"/>
-                                </m:rPr>
-                                <m:t>−</m:t>
-                              </m:r>
-                              <m:r>
-                                <m:t>2</m:t>
-                              </m:r>
-                            </m:e>
-                          </m:d>
+                          <m:r>
+                            <m:rPr>
+                              <m:sty m:val="p"/>
+                            </m:rPr>
+                            <m:t>(</m:t>
+                          </m:r>
+                          <m:r>
+                            <m:rPr>
+                              <m:sty m:val="p"/>
+                            </m:rPr>
+                            <m:t>−</m:t>
+                          </m:r>
+                          <m:r>
+                            <m:t>2</m:t>
+                          </m:r>
+                          <m:r>
+                            <m:rPr>
+                              <m:sty m:val="p"/>
+                            </m:rPr>
+                            <m:t>)</m:t>
+                          </m:r>
                           <m:r>
                             <m:rPr>
                               <m:sty m:val="p"/>
                             </m:rPr>
                             <m:t>+</m:t>
                           </m:r>
-                          <m:d>
-                            <m:dPr>
-                              <m:begChr m:val="("/>
-                              <m:sepChr m:val=""/>
-                              <m:endChr m:val=")"/>
-                              <m:grow/>
-                            </m:dPr>
-                            <m:e>
-                              <m:r>
-                                <m:rPr>
-                                  <m:sty m:val="p"/>
-                                </m:rPr>
-                                <m:t>−</m:t>
-                              </m:r>
-                              <m:r>
-                                <m:t>1</m:t>
-                              </m:r>
-                            </m:e>
-                          </m:d>
+                          <m:r>
+                            <m:rPr>
+                              <m:sty m:val="p"/>
+                            </m:rPr>
+                            <m:t>(</m:t>
+                          </m:r>
+                          <m:r>
+                            <m:rPr>
+                              <m:sty m:val="p"/>
+                            </m:rPr>
+                            <m:t>−</m:t>
+                          </m:r>
+                          <m:r>
+                            <m:t>1</m:t>
+                          </m:r>
+                          <m:r>
+                            <m:rPr>
+                              <m:sty m:val="p"/>
+                            </m:rPr>
+                            <m:t>)</m:t>
+                          </m:r>
                           <m:r>
                             <m:rPr>
                               <m:sty m:val="p"/>
@@ -11200,50 +11257,54 @@
                             </m:rPr>
                             <m:t>+</m:t>
                           </m:r>
-                          <m:d>
-                            <m:dPr>
-                              <m:begChr m:val="("/>
-                              <m:sepChr m:val=""/>
-                              <m:endChr m:val=")"/>
-                              <m:grow/>
-                            </m:dPr>
-                            <m:e>
-                              <m:r>
-                                <m:rPr>
-                                  <m:sty m:val="p"/>
-                                </m:rPr>
-                                <m:t>−</m:t>
-                              </m:r>
-                              <m:r>
-                                <m:t>1</m:t>
-                              </m:r>
-                            </m:e>
-                          </m:d>
+                          <m:r>
+                            <m:rPr>
+                              <m:sty m:val="p"/>
+                            </m:rPr>
+                            <m:t>(</m:t>
+                          </m:r>
+                          <m:r>
+                            <m:rPr>
+                              <m:sty m:val="p"/>
+                            </m:rPr>
+                            <m:t>−</m:t>
+                          </m:r>
+                          <m:r>
+                            <m:t>1</m:t>
+                          </m:r>
+                          <m:r>
+                            <m:rPr>
+                              <m:sty m:val="p"/>
+                            </m:rPr>
+                            <m:t>)</m:t>
+                          </m:r>
                           <m:r>
                             <m:rPr>
                               <m:sty m:val="p"/>
                             </m:rPr>
                             <m:t>⋅</m:t>
                           </m:r>
-                          <m:d>
-                            <m:dPr>
-                              <m:begChr m:val="("/>
-                              <m:sepChr m:val=""/>
-                              <m:endChr m:val=")"/>
-                              <m:grow/>
-                            </m:dPr>
-                            <m:e>
-                              <m:r>
-                                <m:rPr>
-                                  <m:sty m:val="p"/>
-                                </m:rPr>
-                                <m:t>−</m:t>
-                              </m:r>
-                              <m:r>
-                                <m:t>5</m:t>
-                              </m:r>
-                            </m:e>
-                          </m:d>
+                          <m:r>
+                            <m:rPr>
+                              <m:sty m:val="p"/>
+                            </m:rPr>
+                            <m:t>(</m:t>
+                          </m:r>
+                          <m:r>
+                            <m:rPr>
+                              <m:sty m:val="p"/>
+                            </m:rPr>
+                            <m:t>−</m:t>
+                          </m:r>
+                          <m:r>
+                            <m:t>5</m:t>
+                          </m:r>
+                          <m:r>
+                            <m:rPr>
+                              <m:sty m:val="p"/>
+                            </m:rPr>
+                            <m:t>)</m:t>
+                          </m:r>
                         </m:e>
                         <m:e>
                           <m:r>
@@ -11264,25 +11325,27 @@
                             </m:rPr>
                             <m:t>+</m:t>
                           </m:r>
-                          <m:d>
-                            <m:dPr>
-                              <m:begChr m:val="("/>
-                              <m:sepChr m:val=""/>
-                              <m:endChr m:val=")"/>
-                              <m:grow/>
-                            </m:dPr>
-                            <m:e>
-                              <m:r>
-                                <m:rPr>
-                                  <m:sty m:val="p"/>
-                                </m:rPr>
-                                <m:t>−</m:t>
-                              </m:r>
-                              <m:r>
-                                <m:t>1</m:t>
-                              </m:r>
-                            </m:e>
-                          </m:d>
+                          <m:r>
+                            <m:rPr>
+                              <m:sty m:val="p"/>
+                            </m:rPr>
+                            <m:t>(</m:t>
+                          </m:r>
+                          <m:r>
+                            <m:rPr>
+                              <m:sty m:val="p"/>
+                            </m:rPr>
+                            <m:t>−</m:t>
+                          </m:r>
+                          <m:r>
+                            <m:t>1</m:t>
+                          </m:r>
+                          <m:r>
+                            <m:rPr>
+                              <m:sty m:val="p"/>
+                            </m:rPr>
+                            <m:t>)</m:t>
+                          </m:r>
                           <m:r>
                             <m:rPr>
                               <m:sty m:val="p"/>
@@ -11296,50 +11359,54 @@
                       </m:mr>
                       <m:mr>
                         <m:e>
-                          <m:d>
-                            <m:dPr>
-                              <m:begChr m:val="("/>
-                              <m:sepChr m:val=""/>
-                              <m:endChr m:val=")"/>
-                              <m:grow/>
-                            </m:dPr>
-                            <m:e>
-                              <m:r>
-                                <m:rPr>
-                                  <m:sty m:val="p"/>
-                                </m:rPr>
-                                <m:t>−</m:t>
-                              </m:r>
-                              <m:r>
-                                <m:t>2</m:t>
-                              </m:r>
-                            </m:e>
-                          </m:d>
+                          <m:r>
+                            <m:rPr>
+                              <m:sty m:val="p"/>
+                            </m:rPr>
+                            <m:t>(</m:t>
+                          </m:r>
+                          <m:r>
+                            <m:rPr>
+                              <m:sty m:val="p"/>
+                            </m:rPr>
+                            <m:t>−</m:t>
+                          </m:r>
+                          <m:r>
+                            <m:t>2</m:t>
+                          </m:r>
+                          <m:r>
+                            <m:rPr>
+                              <m:sty m:val="p"/>
+                            </m:rPr>
+                            <m:t>)</m:t>
+                          </m:r>
                           <m:r>
                             <m:rPr>
                               <m:sty m:val="p"/>
                             </m:rPr>
                             <m:t>⋅</m:t>
                           </m:r>
-                          <m:d>
-                            <m:dPr>
-                              <m:begChr m:val="("/>
-                              <m:sepChr m:val=""/>
-                              <m:endChr m:val=")"/>
-                              <m:grow/>
-                            </m:dPr>
-                            <m:e>
-                              <m:r>
-                                <m:rPr>
-                                  <m:sty m:val="p"/>
-                                </m:rPr>
-                                <m:t>−</m:t>
-                              </m:r>
-                              <m:r>
-                                <m:t>2</m:t>
-                              </m:r>
-                            </m:e>
-                          </m:d>
+                          <m:r>
+                            <m:rPr>
+                              <m:sty m:val="p"/>
+                            </m:rPr>
+                            <m:t>(</m:t>
+                          </m:r>
+                          <m:r>
+                            <m:rPr>
+                              <m:sty m:val="p"/>
+                            </m:rPr>
+                            <m:t>−</m:t>
+                          </m:r>
+                          <m:r>
+                            <m:t>2</m:t>
+                          </m:r>
+                          <m:r>
+                            <m:rPr>
+                              <m:sty m:val="p"/>
+                            </m:rPr>
+                            <m:t>)</m:t>
+                          </m:r>
                           <m:r>
                             <m:rPr>
                               <m:sty m:val="p"/>
@@ -11360,25 +11427,27 @@
                           </m:r>
                         </m:e>
                         <m:e>
-                          <m:d>
-                            <m:dPr>
-                              <m:begChr m:val="("/>
-                              <m:sepChr m:val=""/>
-                              <m:endChr m:val=")"/>
-                              <m:grow/>
-                            </m:dPr>
-                            <m:e>
-                              <m:r>
-                                <m:rPr>
-                                  <m:sty m:val="p"/>
-                                </m:rPr>
-                                <m:t>−</m:t>
-                              </m:r>
-                              <m:r>
-                                <m:t>2</m:t>
-                              </m:r>
-                            </m:e>
-                          </m:d>
+                          <m:r>
+                            <m:rPr>
+                              <m:sty m:val="p"/>
+                            </m:rPr>
+                            <m:t>(</m:t>
+                          </m:r>
+                          <m:r>
+                            <m:rPr>
+                              <m:sty m:val="p"/>
+                            </m:rPr>
+                            <m:t>−</m:t>
+                          </m:r>
+                          <m:r>
+                            <m:t>2</m:t>
+                          </m:r>
+                          <m:r>
+                            <m:rPr>
+                              <m:sty m:val="p"/>
+                            </m:rPr>
+                            <m:t>)</m:t>
+                          </m:r>
                           <m:r>
                             <m:rPr>
                               <m:sty m:val="p"/>
@@ -11403,46 +11472,50 @@
                             </m:rPr>
                             <m:t>⋅</m:t>
                           </m:r>
-                          <m:d>
-                            <m:dPr>
-                              <m:begChr m:val="("/>
-                              <m:sepChr m:val=""/>
-                              <m:endChr m:val=")"/>
-                              <m:grow/>
-                            </m:dPr>
-                            <m:e>
-                              <m:r>
-                                <m:rPr>
-                                  <m:sty m:val="p"/>
-                                </m:rPr>
-                                <m:t>−</m:t>
-                              </m:r>
-                              <m:r>
-                                <m:t>5</m:t>
-                              </m:r>
-                            </m:e>
-                          </m:d>
-                        </m:e>
-                        <m:e>
-                          <m:d>
-                            <m:dPr>
-                              <m:begChr m:val="("/>
-                              <m:sepChr m:val=""/>
-                              <m:endChr m:val=")"/>
-                              <m:grow/>
-                            </m:dPr>
-                            <m:e>
-                              <m:r>
-                                <m:rPr>
-                                  <m:sty m:val="p"/>
-                                </m:rPr>
-                                <m:t>−</m:t>
-                              </m:r>
-                              <m:r>
-                                <m:t>2</m:t>
-                              </m:r>
-                            </m:e>
-                          </m:d>
+                          <m:r>
+                            <m:rPr>
+                              <m:sty m:val="p"/>
+                            </m:rPr>
+                            <m:t>(</m:t>
+                          </m:r>
+                          <m:r>
+                            <m:rPr>
+                              <m:sty m:val="p"/>
+                            </m:rPr>
+                            <m:t>−</m:t>
+                          </m:r>
+                          <m:r>
+                            <m:t>5</m:t>
+                          </m:r>
+                          <m:r>
+                            <m:rPr>
+                              <m:sty m:val="p"/>
+                            </m:rPr>
+                            <m:t>)</m:t>
+                          </m:r>
+                        </m:e>
+                        <m:e>
+                          <m:r>
+                            <m:rPr>
+                              <m:sty m:val="p"/>
+                            </m:rPr>
+                            <m:t>(</m:t>
+                          </m:r>
+                          <m:r>
+                            <m:rPr>
+                              <m:sty m:val="p"/>
+                            </m:rPr>
+                            <m:t>−</m:t>
+                          </m:r>
+                          <m:r>
+                            <m:t>2</m:t>
+                          </m:r>
+                          <m:r>
+                            <m:rPr>
+                              <m:sty m:val="p"/>
+                            </m:rPr>
+                            <m:t>)</m:t>
+                          </m:r>
                           <m:r>
                             <m:rPr>
                               <m:sty m:val="p"/>
@@ -11483,50 +11556,54 @@
                             </m:rPr>
                             <m:t>⋅</m:t>
                           </m:r>
-                          <m:d>
-                            <m:dPr>
-                              <m:begChr m:val="("/>
-                              <m:sepChr m:val=""/>
-                              <m:endChr m:val=")"/>
-                              <m:grow/>
-                            </m:dPr>
-                            <m:e>
-                              <m:r>
-                                <m:rPr>
-                                  <m:sty m:val="p"/>
-                                </m:rPr>
-                                <m:t>−</m:t>
-                              </m:r>
-                              <m:r>
-                                <m:t>2</m:t>
-                              </m:r>
-                            </m:e>
-                          </m:d>
+                          <m:r>
+                            <m:rPr>
+                              <m:sty m:val="p"/>
+                            </m:rPr>
+                            <m:t>(</m:t>
+                          </m:r>
+                          <m:r>
+                            <m:rPr>
+                              <m:sty m:val="p"/>
+                            </m:rPr>
+                            <m:t>−</m:t>
+                          </m:r>
+                          <m:r>
+                            <m:t>2</m:t>
+                          </m:r>
+                          <m:r>
+                            <m:rPr>
+                              <m:sty m:val="p"/>
+                            </m:rPr>
+                            <m:t>)</m:t>
+                          </m:r>
                           <m:r>
                             <m:rPr>
                               <m:sty m:val="p"/>
                             </m:rPr>
                             <m:t>+</m:t>
                           </m:r>
-                          <m:d>
-                            <m:dPr>
-                              <m:begChr m:val="("/>
-                              <m:sepChr m:val=""/>
-                              <m:endChr m:val=")"/>
-                              <m:grow/>
-                            </m:dPr>
-                            <m:e>
-                              <m:r>
-                                <m:rPr>
-                                  <m:sty m:val="p"/>
-                                </m:rPr>
-                                <m:t>−</m:t>
-                              </m:r>
-                              <m:r>
-                                <m:t>2</m:t>
-                              </m:r>
-                            </m:e>
-                          </m:d>
+                          <m:r>
+                            <m:rPr>
+                              <m:sty m:val="p"/>
+                            </m:rPr>
+                            <m:t>(</m:t>
+                          </m:r>
+                          <m:r>
+                            <m:rPr>
+                              <m:sty m:val="p"/>
+                            </m:rPr>
+                            <m:t>−</m:t>
+                          </m:r>
+                          <m:r>
+                            <m:t>2</m:t>
+                          </m:r>
+                          <m:r>
+                            <m:rPr>
+                              <m:sty m:val="p"/>
+                            </m:rPr>
+                            <m:t>)</m:t>
+                          </m:r>
                           <m:r>
                             <m:rPr>
                               <m:sty m:val="p"/>
@@ -11556,50 +11633,54 @@
                             </m:rPr>
                             <m:t>+</m:t>
                           </m:r>
-                          <m:d>
-                            <m:dPr>
-                              <m:begChr m:val="("/>
-                              <m:sepChr m:val=""/>
-                              <m:endChr m:val=")"/>
-                              <m:grow/>
-                            </m:dPr>
-                            <m:e>
-                              <m:r>
-                                <m:rPr>
-                                  <m:sty m:val="p"/>
-                                </m:rPr>
-                                <m:t>−</m:t>
-                              </m:r>
-                              <m:r>
-                                <m:t>2</m:t>
-                              </m:r>
-                            </m:e>
-                          </m:d>
+                          <m:r>
+                            <m:rPr>
+                              <m:sty m:val="p"/>
+                            </m:rPr>
+                            <m:t>(</m:t>
+                          </m:r>
+                          <m:r>
+                            <m:rPr>
+                              <m:sty m:val="p"/>
+                            </m:rPr>
+                            <m:t>−</m:t>
+                          </m:r>
+                          <m:r>
+                            <m:t>2</m:t>
+                          </m:r>
+                          <m:r>
+                            <m:rPr>
+                              <m:sty m:val="p"/>
+                            </m:rPr>
+                            <m:t>)</m:t>
+                          </m:r>
                           <m:r>
                             <m:rPr>
                               <m:sty m:val="p"/>
                             </m:rPr>
                             <m:t>⋅</m:t>
                           </m:r>
-                          <m:d>
-                            <m:dPr>
-                              <m:begChr m:val="("/>
-                              <m:sepChr m:val=""/>
-                              <m:endChr m:val=")"/>
-                              <m:grow/>
-                            </m:dPr>
-                            <m:e>
-                              <m:r>
-                                <m:rPr>
-                                  <m:sty m:val="p"/>
-                                </m:rPr>
-                                <m:t>−</m:t>
-                              </m:r>
-                              <m:r>
-                                <m:t>5</m:t>
-                              </m:r>
-                            </m:e>
-                          </m:d>
+                          <m:r>
+                            <m:rPr>
+                              <m:sty m:val="p"/>
+                            </m:rPr>
+                            <m:t>(</m:t>
+                          </m:r>
+                          <m:r>
+                            <m:rPr>
+                              <m:sty m:val="p"/>
+                            </m:rPr>
+                            <m:t>−</m:t>
+                          </m:r>
+                          <m:r>
+                            <m:t>5</m:t>
+                          </m:r>
+                          <m:r>
+                            <m:rPr>
+                              <m:sty m:val="p"/>
+                            </m:rPr>
+                            <m:t>)</m:t>
+                          </m:r>
                         </m:e>
                         <m:e>
                           <m:r>
@@ -11620,25 +11701,27 @@
                             </m:rPr>
                             <m:t>+</m:t>
                           </m:r>
-                          <m:d>
-                            <m:dPr>
-                              <m:begChr m:val="("/>
-                              <m:sepChr m:val=""/>
-                              <m:endChr m:val=")"/>
-                              <m:grow/>
-                            </m:dPr>
-                            <m:e>
-                              <m:r>
-                                <m:rPr>
-                                  <m:sty m:val="p"/>
-                                </m:rPr>
-                                <m:t>−</m:t>
-                              </m:r>
-                              <m:r>
-                                <m:t>2</m:t>
-                              </m:r>
-                            </m:e>
-                          </m:d>
+                          <m:r>
+                            <m:rPr>
+                              <m:sty m:val="p"/>
+                            </m:rPr>
+                            <m:t>(</m:t>
+                          </m:r>
+                          <m:r>
+                            <m:rPr>
+                              <m:sty m:val="p"/>
+                            </m:rPr>
+                            <m:t>−</m:t>
+                          </m:r>
+                          <m:r>
+                            <m:t>2</m:t>
+                          </m:r>
+                          <m:r>
+                            <m:rPr>
+                              <m:sty m:val="p"/>
+                            </m:rPr>
+                            <m:t>)</m:t>
+                          </m:r>
                           <m:r>
                             <m:rPr>
                               <m:sty m:val="p"/>
@@ -12155,18 +12238,18 @@
                 <wp:inline>
                   <wp:extent cx="152400" cy="152400"/>
                   <wp:effectExtent b="0" l="0" r="0" t="0"/>
-                  <wp:docPr descr="" title="" id="49" name="Picture"/>
+                  <wp:docPr descr="" title="" id="38" name="Picture"/>
                   <a:graphic>
                     <a:graphicData uri="http://schemas.openxmlformats.org/drawingml/2006/picture">
                       <pic:pic>
                         <pic:nvPicPr>
-                          <pic:cNvPr descr="/Applications/quarto/share/formats/docx/note.png" id="50" name="Picture"/>
+                          <pic:cNvPr descr="/Applications/quarto/share/formats/docx/note.png" id="39" name="Picture"/>
                           <pic:cNvPicPr>
                             <a:picLocks noChangeArrowheads="1" noChangeAspect="1"/>
                           </pic:cNvPicPr>
                         </pic:nvPicPr>
                         <pic:blipFill>
-                          <a:blip r:embed="rId20"/>
+                          <a:blip r:embed="rId9"/>
                           <a:stretch>
                             <a:fillRect/>
                           </a:stretch>
@@ -12370,8 +12453,8 @@
                 <m:r>
                   <m:rPr>
                     <m:nor/>
+                    <m:scr m:val="sans-serif"/>
                     <m:sty m:val="p"/>
-                    <m:scr m:val="sans-serif"/>
                   </m:rPr>
                   <m:t>and</m:t>
                 </m:r>
@@ -12585,50 +12668,54 @@
                             </m:rPr>
                             <m:t>⋅</m:t>
                           </m:r>
-                          <m:d>
-                            <m:dPr>
-                              <m:begChr m:val="("/>
-                              <m:sepChr m:val=""/>
-                              <m:endChr m:val=")"/>
-                              <m:grow/>
-                            </m:dPr>
-                            <m:e>
-                              <m:r>
-                                <m:rPr>
-                                  <m:sty m:val="p"/>
-                                </m:rPr>
-                                <m:t>−</m:t>
-                              </m:r>
-                              <m:r>
-                                <m:t>2</m:t>
-                              </m:r>
-                            </m:e>
-                          </m:d>
+                          <m:r>
+                            <m:rPr>
+                              <m:sty m:val="p"/>
+                            </m:rPr>
+                            <m:t>(</m:t>
+                          </m:r>
+                          <m:r>
+                            <m:rPr>
+                              <m:sty m:val="p"/>
+                            </m:rPr>
+                            <m:t>−</m:t>
+                          </m:r>
+                          <m:r>
+                            <m:t>2</m:t>
+                          </m:r>
+                          <m:r>
+                            <m:rPr>
+                              <m:sty m:val="p"/>
+                            </m:rPr>
+                            <m:t>)</m:t>
+                          </m:r>
                           <m:r>
                             <m:rPr>
                               <m:sty m:val="p"/>
                             </m:rPr>
                             <m:t>+</m:t>
                           </m:r>
-                          <m:d>
-                            <m:dPr>
-                              <m:begChr m:val="("/>
-                              <m:sepChr m:val=""/>
-                              <m:endChr m:val=")"/>
-                              <m:grow/>
-                            </m:dPr>
-                            <m:e>
-                              <m:r>
-                                <m:rPr>
-                                  <m:sty m:val="p"/>
-                                </m:rPr>
-                                <m:t>−</m:t>
-                              </m:r>
-                              <m:r>
-                                <m:t>1</m:t>
-                              </m:r>
-                            </m:e>
-                          </m:d>
+                          <m:r>
+                            <m:rPr>
+                              <m:sty m:val="p"/>
+                            </m:rPr>
+                            <m:t>(</m:t>
+                          </m:r>
+                          <m:r>
+                            <m:rPr>
+                              <m:sty m:val="p"/>
+                            </m:rPr>
+                            <m:t>−</m:t>
+                          </m:r>
+                          <m:r>
+                            <m:t>1</m:t>
+                          </m:r>
+                          <m:r>
+                            <m:rPr>
+                              <m:sty m:val="p"/>
+                            </m:rPr>
+                            <m:t>)</m:t>
+                          </m:r>
                           <m:r>
                             <m:rPr>
                               <m:sty m:val="p"/>
@@ -12669,25 +12756,27 @@
                             </m:rPr>
                             <m:t>⋅</m:t>
                           </m:r>
-                          <m:d>
-                            <m:dPr>
-                              <m:begChr m:val="("/>
-                              <m:sepChr m:val=""/>
-                              <m:endChr m:val=")"/>
-                              <m:grow/>
-                            </m:dPr>
-                            <m:e>
-                              <m:r>
-                                <m:rPr>
-                                  <m:sty m:val="p"/>
-                                </m:rPr>
-                                <m:t>−</m:t>
-                              </m:r>
-                              <m:r>
-                                <m:t>2</m:t>
-                              </m:r>
-                            </m:e>
-                          </m:d>
+                          <m:r>
+                            <m:rPr>
+                              <m:sty m:val="p"/>
+                            </m:rPr>
+                            <m:t>(</m:t>
+                          </m:r>
+                          <m:r>
+                            <m:rPr>
+                              <m:sty m:val="p"/>
+                            </m:rPr>
+                            <m:t>−</m:t>
+                          </m:r>
+                          <m:r>
+                            <m:t>2</m:t>
+                          </m:r>
+                          <m:r>
+                            <m:rPr>
+                              <m:sty m:val="p"/>
+                            </m:rPr>
+                            <m:t>)</m:t>
+                          </m:r>
                           <m:r>
                             <m:rPr>
                               <m:sty m:val="p"/>
@@ -12983,9 +13072,9 @@
         </w:tc>
       </w:tr>
     </w:tbl>
-    <w:bookmarkEnd w:id="51"/>
-    <w:bookmarkEnd w:id="52"/>
-    <w:bookmarkStart w:id="80" w:name="X776ead80371d0e6a5ffa603c7762626563169fa"/>
+    <w:bookmarkEnd w:id="40"/>
+    <w:bookmarkEnd w:id="41"/>
+    <w:bookmarkStart w:id="69" w:name="X776ead80371d0e6a5ffa603c7762626563169fa"/>
     <w:p>
       <w:pPr>
         <w:pStyle w:val="Heading1"/>
@@ -12994,7 +13083,7 @@
         <w:t xml:space="preserve">Matrix multiplication with special matrices</w:t>
       </w:r>
     </w:p>
-    <w:bookmarkStart w:id="63" w:name="matrix-multiplication-with-vectors"/>
+    <w:bookmarkStart w:id="52" w:name="matrix-multiplication-with-vectors"/>
     <w:p>
       <w:pPr>
         <w:pStyle w:val="Heading2"/>
@@ -13013,7 +13102,7 @@
       <w:r>
         <w:t xml:space="preserve"> </w:t>
       </w:r>
-      <w:hyperlink r:id="rId23">
+      <w:hyperlink r:id="rId12">
         <w:r>
           <w:rPr>
             <w:rStyle w:val="Hyperlink"/>
@@ -13107,7 +13196,7 @@
       <w:r>
         <w:t xml:space="preserve"> </w:t>
       </w:r>
-      <w:hyperlink r:id="rId53">
+      <w:hyperlink r:id="rId42">
         <w:r>
           <w:rPr>
             <w:rStyle w:val="Hyperlink"/>
@@ -13240,18 +13329,18 @@
                 <wp:inline>
                   <wp:extent cx="152400" cy="152400"/>
                   <wp:effectExtent b="0" l="0" r="0" t="0"/>
-                  <wp:docPr descr="" title="" id="54" name="Picture"/>
+                  <wp:docPr descr="" title="" id="43" name="Picture"/>
                   <a:graphic>
                     <a:graphicData uri="http://schemas.openxmlformats.org/drawingml/2006/picture">
                       <pic:pic>
                         <pic:nvPicPr>
-                          <pic:cNvPr descr="/Applications/quarto/share/formats/docx/note.png" id="55" name="Picture"/>
+                          <pic:cNvPr descr="/Applications/quarto/share/formats/docx/note.png" id="44" name="Picture"/>
                           <pic:cNvPicPr>
                             <a:picLocks noChangeArrowheads="1" noChangeAspect="1"/>
                           </pic:cNvPicPr>
                         </pic:nvPicPr>
                         <pic:blipFill>
-                          <a:blip r:embed="rId20"/>
+                          <a:blip r:embed="rId9"/>
                           <a:stretch>
                             <a:fillRect/>
                           </a:stretch>
@@ -13478,18 +13567,18 @@
                 <wp:inline>
                   <wp:extent cx="152400" cy="152400"/>
                   <wp:effectExtent b="0" l="0" r="0" t="0"/>
-                  <wp:docPr descr="" title="" id="56" name="Picture"/>
+                  <wp:docPr descr="" title="" id="45" name="Picture"/>
                   <a:graphic>
                     <a:graphicData uri="http://schemas.openxmlformats.org/drawingml/2006/picture">
                       <pic:pic>
                         <pic:nvPicPr>
-                          <pic:cNvPr descr="/Applications/quarto/share/formats/docx/tip.png" id="57" name="Picture"/>
+                          <pic:cNvPr descr="/Applications/quarto/share/formats/docx/tip.png" id="46" name="Picture"/>
                           <pic:cNvPicPr>
                             <a:picLocks noChangeArrowheads="1" noChangeAspect="1"/>
                           </pic:cNvPicPr>
                         </pic:nvPicPr>
                         <pic:blipFill>
-                          <a:blip r:embed="rId30"/>
+                          <a:blip r:embed="rId19"/>
                           <a:stretch>
                             <a:fillRect/>
                           </a:stretch>
@@ -13732,18 +13821,18 @@
                 <wp:inline>
                   <wp:extent cx="152400" cy="152400"/>
                   <wp:effectExtent b="0" l="0" r="0" t="0"/>
-                  <wp:docPr descr="" title="" id="58" name="Picture"/>
+                  <wp:docPr descr="" title="" id="47" name="Picture"/>
                   <a:graphic>
                     <a:graphicData uri="http://schemas.openxmlformats.org/drawingml/2006/picture">
                       <pic:pic>
                         <pic:nvPicPr>
-                          <pic:cNvPr descr="/Applications/quarto/share/formats/docx/note.png" id="59" name="Picture"/>
+                          <pic:cNvPr descr="/Applications/quarto/share/formats/docx/note.png" id="48" name="Picture"/>
                           <pic:cNvPicPr>
                             <a:picLocks noChangeArrowheads="1" noChangeAspect="1"/>
                           </pic:cNvPicPr>
                         </pic:nvPicPr>
                         <pic:blipFill>
-                          <a:blip r:embed="rId20"/>
+                          <a:blip r:embed="rId9"/>
                           <a:stretch>
                             <a:fillRect/>
                           </a:stretch>
@@ -14471,89 +14560,69 @@
                 <m:jc m:val="center"/>
               </m:oMathParaPr>
               <m:oMath>
-                <m:m>
-                  <m:mPr>
-                    <m:baseJc m:val="center"/>
-                    <m:plcHide m:val="on"/>
-                    <m:mcs>
-                      <m:mc>
-                        <m:mcPr>
-                          <m:mcJc m:val="right"/>
-                          <m:count m:val="1"/>
-                        </m:mcPr>
-                      </m:mc>
-                      <m:mc>
-                        <m:mcPr>
-                          <m:mcJc m:val="left"/>
-                          <m:count m:val="1"/>
-                        </m:mcPr>
-                      </m:mc>
-                    </m:mcs>
-                  </m:mPr>
-                  <m:mr>
-                    <m:e>
-                      <m:r>
-                        <m:t>x</m:t>
-                      </m:r>
-                      <m:r>
-                        <m:rPr>
-                          <m:sty m:val="p"/>
-                        </m:rPr>
-                        <m:t>+</m:t>
-                      </m:r>
-                      <m:r>
-                        <m:t>2</m:t>
-                      </m:r>
-                      <m:r>
-                        <m:t>y</m:t>
-                      </m:r>
-                    </m:e>
-                    <m:e>
-                      <m:r>
-                        <m:rPr>
-                          <m:sty m:val="p"/>
-                        </m:rPr>
-                        <m:t>=</m:t>
-                      </m:r>
-                      <m:r>
-                        <m:t>5</m:t>
-                      </m:r>
-                    </m:e>
-                  </m:mr>
-                  <m:mr>
-                    <m:e>
-                      <m:r>
-                        <m:t>3</m:t>
-                      </m:r>
-                      <m:r>
-                        <m:t>x</m:t>
-                      </m:r>
-                      <m:r>
-                        <m:rPr>
-                          <m:sty m:val="p"/>
-                        </m:rPr>
-                        <m:t>+</m:t>
-                      </m:r>
-                      <m:r>
-                        <m:t>3</m:t>
-                      </m:r>
-                      <m:r>
-                        <m:t>y</m:t>
-                      </m:r>
-                    </m:e>
-                    <m:e>
-                      <m:r>
-                        <m:rPr>
-                          <m:sty m:val="p"/>
-                        </m:rPr>
-                        <m:t>=</m:t>
-                      </m:r>
-                      <m:r>
-                        <m:t>6</m:t>
-                      </m:r>
-                    </m:e>
-                  </m:mr>
-                </m:m>
+                <m:eqArr>
+                  <m:e>
+                    <m:r>
+                      <m:t>x</m:t>
+                    </m:r>
+                    <m:r>
+                      <m:rPr>
+                        <m:sty m:val="p"/>
+                      </m:rPr>
+                      <m:t>+</m:t>
+                    </m:r>
+                    <m:r>
+                      <m:t>2</m:t>
+                    </m:r>
+                    <m:r>
+                      <m:t>y</m:t>
+                    </m:r>
+                    <m:r>
+                      <m:t>&amp;</m:t>
+                    </m:r>
+                    <m:r>
+                      <m:rPr>
+                        <m:sty m:val="p"/>
+                      </m:rPr>
+                      <m:t>=</m:t>
+                    </m:r>
+                    <m:r>
+                      <m:t>5</m:t>
+                    </m:r>
+                  </m:e>
+                  <m:e>
+                    <m:r>
+                      <m:t>3</m:t>
+                    </m:r>
+                    <m:r>
+                      <m:t>x</m:t>
+                    </m:r>
+                    <m:r>
+                      <m:rPr>
+                        <m:sty m:val="p"/>
+                      </m:rPr>
+                      <m:t>+</m:t>
+                    </m:r>
+                    <m:r>
+                      <m:t>3</m:t>
+                    </m:r>
+                    <m:r>
+                      <m:t>y</m:t>
+                    </m:r>
+                    <m:r>
+                      <m:t>&amp;</m:t>
+                    </m:r>
+                    <m:r>
+                      <m:rPr>
+                        <m:sty m:val="p"/>
+                      </m:rPr>
+                      <m:t>=</m:t>
+                    </m:r>
+                    <m:r>
+                      <m:t>6</m:t>
+                    </m:r>
+                  </m:e>
+                </m:eqArr>
               </m:oMath>
             </m:oMathPara>
           </w:p>
@@ -14624,7 +14693,7 @@
             <w:r>
               <w:t xml:space="preserve"> </w:t>
             </w:r>
-            <w:hyperlink r:id="rId60">
+            <w:hyperlink r:id="rId49">
               <w:r>
                 <w:rPr>
                   <w:rStyle w:val="Hyperlink"/>
@@ -14688,18 +14757,18 @@
                 <wp:inline>
                   <wp:extent cx="152400" cy="152400"/>
                   <wp:effectExtent b="0" l="0" r="0" t="0"/>
-                  <wp:docPr descr="" title="" id="61" name="Picture"/>
+                  <wp:docPr descr="" title="" id="50" name="Picture"/>
                   <a:graphic>
                     <a:graphicData uri="http://schemas.openxmlformats.org/drawingml/2006/picture">
                       <pic:pic>
                         <pic:nvPicPr>
-                          <pic:cNvPr descr="/Applications/quarto/share/formats/docx/tip.png" id="62" name="Picture"/>
+                          <pic:cNvPr descr="/Applications/quarto/share/formats/docx/tip.png" id="51" name="Picture"/>
                           <pic:cNvPicPr>
                             <a:picLocks noChangeArrowheads="1" noChangeAspect="1"/>
                           </pic:cNvPicPr>
                         </pic:nvPicPr>
                         <pic:blipFill>
-                          <a:blip r:embed="rId30"/>
+                          <a:blip r:embed="rId19"/>
                           <a:stretch>
                             <a:fillRect/>
                           </a:stretch>
@@ -14779,8 +14848,8 @@
         </w:tc>
       </w:tr>
     </w:tbl>
-    <w:bookmarkEnd w:id="63"/>
-    <w:bookmarkStart w:id="70" w:name="X99857ad0a295df3f40e9dd30f69b1b9d742c43c"/>
+    <w:bookmarkEnd w:id="52"/>
+    <w:bookmarkStart w:id="59" w:name="X99857ad0a295df3f40e9dd30f69b1b9d742c43c"/>
     <w:p>
       <w:pPr>
         <w:pStyle w:val="Heading2"/>
@@ -14799,7 +14868,7 @@
       <w:r>
         <w:t xml:space="preserve"> </w:t>
       </w:r>
-      <w:hyperlink r:id="rId23">
+      <w:hyperlink r:id="rId12">
         <w:r>
           <w:rPr>
             <w:rStyle w:val="Hyperlink"/>
@@ -15120,18 +15189,18 @@
                 <wp:inline>
                   <wp:extent cx="152400" cy="152400"/>
                   <wp:effectExtent b="0" l="0" r="0" t="0"/>
-                  <wp:docPr descr="" title="" id="64" name="Picture"/>
+                  <wp:docPr descr="" title="" id="53" name="Picture"/>
                   <a:graphic>
                     <a:graphicData uri="http://schemas.openxmlformats.org/drawingml/2006/picture">
                       <pic:pic>
                         <pic:nvPicPr>
-                          <pic:cNvPr descr="/Applications/quarto/share/formats/docx/note.png" id="65" name="Picture"/>
+                          <pic:cNvPr descr="/Applications/quarto/share/formats/docx/note.png" id="54" name="Picture"/>
                           <pic:cNvPicPr>
                             <a:picLocks noChangeArrowheads="1" noChangeAspect="1"/>
                           </pic:cNvPicPr>
                         </pic:nvPicPr>
                         <pic:blipFill>
-                          <a:blip r:embed="rId20"/>
+                          <a:blip r:embed="rId9"/>
                           <a:stretch>
                             <a:fillRect/>
                           </a:stretch>
@@ -15754,18 +15823,18 @@
                 <wp:inline>
                   <wp:extent cx="152400" cy="152400"/>
                   <wp:effectExtent b="0" l="0" r="0" t="0"/>
-                  <wp:docPr descr="" title="" id="66" name="Picture"/>
+                  <wp:docPr descr="" title="" id="55" name="Picture"/>
                   <a:graphic>
                     <a:graphicData uri="http://schemas.openxmlformats.org/drawingml/2006/picture">
                       <pic:pic>
                         <pic:nvPicPr>
-                          <pic:cNvPr descr="/Applications/quarto/share/formats/docx/warning.png" id="67" name="Picture"/>
+                          <pic:cNvPr descr="/Applications/quarto/share/formats/docx/warning.png" id="56" name="Picture"/>
                           <pic:cNvPicPr>
                             <a:picLocks noChangeArrowheads="1" noChangeAspect="1"/>
                           </pic:cNvPicPr>
                         </pic:nvPicPr>
                         <pic:blipFill>
-                          <a:blip r:embed="rId42"/>
+                          <a:blip r:embed="rId31"/>
                           <a:stretch>
                             <a:fillRect/>
                           </a:stretch>
@@ -15893,18 +15962,18 @@
                 <wp:inline>
                   <wp:extent cx="152400" cy="152400"/>
                   <wp:effectExtent b="0" l="0" r="0" t="0"/>
-                  <wp:docPr descr="" title="" id="68" name="Picture"/>
+                  <wp:docPr descr="" title="" id="57" name="Picture"/>
                   <a:graphic>
                     <a:graphicData uri="http://schemas.openxmlformats.org/drawingml/2006/picture">
                       <pic:pic>
                         <pic:nvPicPr>
-                          <pic:cNvPr descr="/Applications/quarto/share/formats/docx/note.png" id="69" name="Picture"/>
+                          <pic:cNvPr descr="/Applications/quarto/share/formats/docx/note.png" id="58" name="Picture"/>
                           <pic:cNvPicPr>
                             <a:picLocks noChangeArrowheads="1" noChangeAspect="1"/>
                           </pic:cNvPicPr>
                         </pic:nvPicPr>
                         <pic:blipFill>
-                          <a:blip r:embed="rId20"/>
+                          <a:blip r:embed="rId9"/>
                           <a:stretch>
                             <a:fillRect/>
                           </a:stretch>
@@ -16332,725 +16401,712 @@
                 <m:jc m:val="center"/>
               </m:oMathParaPr>
               <m:oMath>
-                <m:m>
-                  <m:mPr>
-                    <m:baseJc m:val="center"/>
-                    <m:plcHide m:val="on"/>
-                    <m:mcs>
-                      <m:mc>
-                        <m:mcPr>
-                          <m:mcJc m:val="right"/>
-                          <m:count m:val="1"/>
-                        </m:mcPr>
-                      </m:mc>
-                      <m:mc>
-                        <m:mcPr>
-                          <m:mcJc m:val="left"/>
-                          <m:count m:val="1"/>
-                        </m:mcPr>
-                      </m:mc>
-                    </m:mcs>
-                  </m:mPr>
-                  <m:mr>
-                    <m:e>
-                      <m:r>
-                        <m:t>A</m:t>
-                      </m:r>
-                      <m:sSub>
-                        <m:e>
-                          <m:r>
-                            <m:t>I</m:t>
-                          </m:r>
-                        </m:e>
-                        <m:sub>
-                          <m:r>
-                            <m:t>3</m:t>
-                          </m:r>
-                        </m:sub>
-                      </m:sSub>
-                    </m:e>
-                    <m:e>
-                      <m:r>
-                        <m:rPr>
-                          <m:sty m:val="p"/>
-                        </m:rPr>
-                        <m:t>=</m:t>
-                      </m:r>
-                      <m:d>
-                        <m:dPr>
-                          <m:begChr m:val="["/>
-                          <m:sepChr m:val=""/>
-                          <m:endChr m:val="]"/>
-                          <m:grow/>
-                        </m:dPr>
-                        <m:e>
-                          <m:m>
-                            <m:mPr>
-                              <m:baseJc m:val="center"/>
-                              <m:plcHide m:val="on"/>
-                              <m:mcs>
-                                <m:mc>
-                                  <m:mcPr>
-                                    <m:mcJc m:val="center"/>
-                                    <m:count m:val="1"/>
-                                  </m:mcPr>
-                                </m:mc>
-                                <m:mc>
-                                  <m:mcPr>
-                                    <m:mcJc m:val="center"/>
-                                    <m:count m:val="1"/>
-                                  </m:mcPr>
-                                </m:mc>
-                                <m:mc>
-                                  <m:mcPr>
-                                    <m:mcJc m:val="center"/>
-                                    <m:count m:val="1"/>
-                                  </m:mcPr>
-                                </m:mc>
-                              </m:mcs>
-                            </m:mPr>
-                            <m:mr>
-                              <m:e>
-                                <m:r>
-                                  <m:t>0</m:t>
-                                </m:r>
-                              </m:e>
-                              <m:e>
-                                <m:r>
-                                  <m:t>2</m:t>
-                                </m:r>
-                              </m:e>
-                              <m:e>
-                                <m:r>
-                                  <m:rPr>
-                                    <m:sty m:val="p"/>
-                                  </m:rPr>
-                                  <m:t>−</m:t>
-                                </m:r>
-                                <m:r>
-                                  <m:t>1</m:t>
-                                </m:r>
-                              </m:e>
-                            </m:mr>
-                            <m:mr>
-                              <m:e>
-                                <m:r>
-                                  <m:t>4</m:t>
-                                </m:r>
-                              </m:e>
-                              <m:e>
-                                <m:r>
-                                  <m:t>0</m:t>
-                                </m:r>
-                              </m:e>
-                              <m:e>
-                                <m:r>
-                                  <m:t>3</m:t>
-                                </m:r>
-                              </m:e>
-                            </m:mr>
-                            <m:mr>
-                              <m:e/>
-                            </m:mr>
-                          </m:m>
-                        </m:e>
-                      </m:d>
-                      <m:d>
-                        <m:dPr>
-                          <m:begChr m:val="["/>
-                          <m:sepChr m:val=""/>
-                          <m:endChr m:val="]"/>
-                          <m:grow/>
-                        </m:dPr>
-                        <m:e>
-                          <m:m>
-                            <m:mPr>
-                              <m:baseJc m:val="center"/>
-                              <m:plcHide m:val="on"/>
-                              <m:mcs>
-                                <m:mc>
-                                  <m:mcPr>
-                                    <m:mcJc m:val="center"/>
-                                    <m:count m:val="1"/>
-                                  </m:mcPr>
-                                </m:mc>
-                                <m:mc>
-                                  <m:mcPr>
-                                    <m:mcJc m:val="center"/>
-                                    <m:count m:val="1"/>
-                                  </m:mcPr>
-                                </m:mc>
-                                <m:mc>
-                                  <m:mcPr>
-                                    <m:mcJc m:val="center"/>
-                                    <m:count m:val="1"/>
-                                  </m:mcPr>
-                                </m:mc>
-                              </m:mcs>
-                            </m:mPr>
-                            <m:mr>
-                              <m:e>
-                                <m:r>
-                                  <m:t>1</m:t>
-                                </m:r>
-                              </m:e>
-                              <m:e>
-                                <m:r>
-                                  <m:t>0</m:t>
-                                </m:r>
-                              </m:e>
-                              <m:e>
-                                <m:r>
-                                  <m:t>0</m:t>
-                                </m:r>
-                              </m:e>
-                            </m:mr>
-                            <m:mr>
-                              <m:e>
-                                <m:r>
-                                  <m:t>0</m:t>
-                                </m:r>
-                              </m:e>
-                              <m:e>
-                                <m:r>
-                                  <m:t>1</m:t>
-                                </m:r>
-                              </m:e>
-                              <m:e>
-                                <m:r>
-                                  <m:t>0</m:t>
-                                </m:r>
-                              </m:e>
-                            </m:mr>
-                            <m:mr>
-                              <m:e>
-                                <m:r>
-                                  <m:t>0</m:t>
-                                </m:r>
-                              </m:e>
-                              <m:e>
-                                <m:r>
-                                  <m:t>0</m:t>
-                                </m:r>
-                              </m:e>
-                              <m:e>
-                                <m:r>
-                                  <m:t>1</m:t>
-                                </m:r>
-                              </m:e>
-                            </m:mr>
-                          </m:m>
-                        </m:e>
-                      </m:d>
-                    </m:e>
-                  </m:mr>
-                  <m:mr>
-                    <m:e/>
-                    <m:e>
-                      <m:r>
-                        <m:rPr>
-                          <m:sty m:val="p"/>
-                        </m:rPr>
-                        <m:t>=</m:t>
-                      </m:r>
-                      <m:d>
-                        <m:dPr>
-                          <m:begChr m:val="["/>
-                          <m:sepChr m:val=""/>
-                          <m:endChr m:val="]"/>
-                          <m:grow/>
-                        </m:dPr>
-                        <m:e>
-                          <m:m>
-                            <m:mPr>
-                              <m:baseJc m:val="center"/>
-                              <m:plcHide m:val="on"/>
-                              <m:mcs>
-                                <m:mc>
-                                  <m:mcPr>
-                                    <m:mcJc m:val="center"/>
-                                    <m:count m:val="1"/>
-                                  </m:mcPr>
-                                </m:mc>
-                                <m:mc>
-                                  <m:mcPr>
-                                    <m:mcJc m:val="center"/>
-                                    <m:count m:val="1"/>
-                                  </m:mcPr>
-                                </m:mc>
-                                <m:mc>
-                                  <m:mcPr>
-                                    <m:mcJc m:val="center"/>
-                                    <m:count m:val="1"/>
-                                  </m:mcPr>
-                                </m:mc>
-                              </m:mcs>
-                            </m:mPr>
-                            <m:mr>
-                              <m:e>
-                                <m:r>
-                                  <m:t>0</m:t>
-                                </m:r>
-                                <m:r>
-                                  <m:rPr>
-                                    <m:sty m:val="p"/>
-                                  </m:rPr>
-                                  <m:t>⋅</m:t>
-                                </m:r>
-                                <m:r>
-                                  <m:t>1</m:t>
-                                </m:r>
-                                <m:r>
-                                  <m:rPr>
-                                    <m:sty m:val="p"/>
-                                  </m:rPr>
-                                  <m:t>+</m:t>
-                                </m:r>
-                                <m:r>
-                                  <m:t>2</m:t>
-                                </m:r>
-                                <m:r>
-                                  <m:rPr>
-                                    <m:sty m:val="p"/>
-                                  </m:rPr>
-                                  <m:t>⋅</m:t>
-                                </m:r>
-                                <m:r>
-                                  <m:t>0</m:t>
-                                </m:r>
-                                <m:r>
-                                  <m:rPr>
-                                    <m:sty m:val="p"/>
-                                  </m:rPr>
-                                  <m:t>+</m:t>
-                                </m:r>
-                                <m:d>
-                                  <m:dPr>
-                                    <m:begChr m:val="("/>
-                                    <m:sepChr m:val=""/>
-                                    <m:endChr m:val=")"/>
-                                    <m:grow/>
-                                  </m:dPr>
-                                  <m:e>
-                                    <m:r>
-                                      <m:rPr>
-                                        <m:sty m:val="p"/>
-                                      </m:rPr>
-                                      <m:t>−</m:t>
-                                    </m:r>
-                                    <m:r>
-                                      <m:t>1</m:t>
-                                    </m:r>
-                                  </m:e>
-                                </m:d>
-                                <m:r>
-                                  <m:rPr>
-                                    <m:sty m:val="p"/>
-                                  </m:rPr>
-                                  <m:t>⋅</m:t>
-                                </m:r>
-                                <m:r>
-                                  <m:t>0</m:t>
-                                </m:r>
-                              </m:e>
-                              <m:e>
-                                <m:r>
-                                  <m:t>0</m:t>
-                                </m:r>
-                                <m:r>
-                                  <m:rPr>
-                                    <m:sty m:val="p"/>
-                                  </m:rPr>
-                                  <m:t>⋅</m:t>
-                                </m:r>
-                                <m:r>
-                                  <m:t>0</m:t>
-                                </m:r>
-                                <m:r>
-                                  <m:rPr>
-                                    <m:sty m:val="p"/>
-                                  </m:rPr>
-                                  <m:t>+</m:t>
-                                </m:r>
-                                <m:r>
-                                  <m:t>2</m:t>
-                                </m:r>
-                                <m:r>
-                                  <m:rPr>
-                                    <m:sty m:val="p"/>
-                                  </m:rPr>
-                                  <m:t>⋅</m:t>
-                                </m:r>
-                                <m:r>
-                                  <m:t>1</m:t>
-                                </m:r>
-                                <m:r>
-                                  <m:rPr>
-                                    <m:sty m:val="p"/>
-                                  </m:rPr>
-                                  <m:t>+</m:t>
-                                </m:r>
-                                <m:d>
-                                  <m:dPr>
-                                    <m:begChr m:val="("/>
-                                    <m:sepChr m:val=""/>
-                                    <m:endChr m:val=")"/>
-                                    <m:grow/>
-                                  </m:dPr>
-                                  <m:e>
-                                    <m:r>
-                                      <m:rPr>
-                                        <m:sty m:val="p"/>
-                                      </m:rPr>
-                                      <m:t>−</m:t>
-                                    </m:r>
-                                    <m:r>
-                                      <m:t>1</m:t>
-                                    </m:r>
-                                  </m:e>
-                                </m:d>
-                                <m:r>
-                                  <m:rPr>
-                                    <m:sty m:val="p"/>
-                                  </m:rPr>
-                                  <m:t>⋅</m:t>
-                                </m:r>
-                                <m:r>
-                                  <m:t>0</m:t>
-                                </m:r>
-                              </m:e>
-                              <m:e>
-                                <m:r>
-                                  <m:t>0</m:t>
-                                </m:r>
-                                <m:r>
-                                  <m:rPr>
-                                    <m:sty m:val="p"/>
-                                  </m:rPr>
-                                  <m:t>⋅</m:t>
-                                </m:r>
-                                <m:r>
-                                  <m:t>0</m:t>
-                                </m:r>
-                                <m:r>
-                                  <m:rPr>
-                                    <m:sty m:val="p"/>
-                                  </m:rPr>
-                                  <m:t>+</m:t>
-                                </m:r>
-                                <m:r>
-                                  <m:t>2</m:t>
-                                </m:r>
-                                <m:r>
-                                  <m:rPr>
-                                    <m:sty m:val="p"/>
-                                  </m:rPr>
-                                  <m:t>⋅</m:t>
-                                </m:r>
-                                <m:r>
-                                  <m:t>0</m:t>
-                                </m:r>
-                                <m:r>
-                                  <m:rPr>
-                                    <m:sty m:val="p"/>
-                                  </m:rPr>
-                                  <m:t>+</m:t>
-                                </m:r>
-                                <m:d>
-                                  <m:dPr>
-                                    <m:begChr m:val="("/>
-                                    <m:sepChr m:val=""/>
-                                    <m:endChr m:val=")"/>
-                                    <m:grow/>
-                                  </m:dPr>
-                                  <m:e>
-                                    <m:r>
-                                      <m:rPr>
-                                        <m:sty m:val="p"/>
-                                      </m:rPr>
-                                      <m:t>−</m:t>
-                                    </m:r>
-                                    <m:r>
-                                      <m:t>1</m:t>
-                                    </m:r>
-                                  </m:e>
-                                </m:d>
-                                <m:r>
-                                  <m:rPr>
-                                    <m:sty m:val="p"/>
-                                  </m:rPr>
-                                  <m:t>⋅</m:t>
-                                </m:r>
-                                <m:r>
-                                  <m:t>1</m:t>
-                                </m:r>
-                              </m:e>
-                            </m:mr>
-                            <m:mr>
-                              <m:e>
-                                <m:r>
-                                  <m:t>4</m:t>
-                                </m:r>
-                                <m:r>
-                                  <m:rPr>
-                                    <m:sty m:val="p"/>
-                                  </m:rPr>
-                                  <m:t>⋅</m:t>
-                                </m:r>
-                                <m:r>
-                                  <m:t>1</m:t>
-                                </m:r>
-                                <m:r>
-                                  <m:rPr>
-                                    <m:sty m:val="p"/>
-                                  </m:rPr>
-                                  <m:t>+</m:t>
-                                </m:r>
-                                <m:r>
-                                  <m:t>0</m:t>
-                                </m:r>
-                                <m:r>
-                                  <m:rPr>
-                                    <m:sty m:val="p"/>
-                                  </m:rPr>
-                                  <m:t>⋅</m:t>
-                                </m:r>
-                                <m:r>
-                                  <m:t>0</m:t>
-                                </m:r>
-                                <m:r>
-                                  <m:rPr>
-                                    <m:sty m:val="p"/>
-                                  </m:rPr>
-                                  <m:t>+</m:t>
-                                </m:r>
-                                <m:r>
-                                  <m:t>3</m:t>
-                                </m:r>
-                                <m:r>
-                                  <m:rPr>
-                                    <m:sty m:val="p"/>
-                                  </m:rPr>
-                                  <m:t>⋅</m:t>
-                                </m:r>
-                                <m:r>
-                                  <m:t>0</m:t>
-                                </m:r>
-                              </m:e>
-                              <m:e>
-                                <m:r>
-                                  <m:t>4</m:t>
-                                </m:r>
-                                <m:r>
-                                  <m:rPr>
-                                    <m:sty m:val="p"/>
-                                  </m:rPr>
-                                  <m:t>⋅</m:t>
-                                </m:r>
-                                <m:r>
-                                  <m:t>0</m:t>
-                                </m:r>
-                                <m:r>
-                                  <m:rPr>
-                                    <m:sty m:val="p"/>
-                                  </m:rPr>
-                                  <m:t>+</m:t>
-                                </m:r>
-                                <m:r>
-                                  <m:t>0</m:t>
-                                </m:r>
-                                <m:r>
-                                  <m:rPr>
-                                    <m:sty m:val="p"/>
-                                  </m:rPr>
-                                  <m:t>⋅</m:t>
-                                </m:r>
-                                <m:r>
-                                  <m:t>1</m:t>
-                                </m:r>
-                                <m:r>
-                                  <m:rPr>
-                                    <m:sty m:val="p"/>
-                                  </m:rPr>
-                                  <m:t>+</m:t>
-                                </m:r>
-                                <m:r>
-                                  <m:t>3</m:t>
-                                </m:r>
-                                <m:r>
-                                  <m:rPr>
-                                    <m:sty m:val="p"/>
-                                  </m:rPr>
-                                  <m:t>⋅</m:t>
-                                </m:r>
-                                <m:r>
-                                  <m:t>0</m:t>
-                                </m:r>
-                              </m:e>
-                              <m:e>
-                                <m:r>
-                                  <m:t>4</m:t>
-                                </m:r>
-                                <m:r>
-                                  <m:rPr>
-                                    <m:sty m:val="p"/>
-                                  </m:rPr>
-                                  <m:t>⋅</m:t>
-                                </m:r>
-                                <m:r>
-                                  <m:t>0</m:t>
-                                </m:r>
-                                <m:r>
-                                  <m:rPr>
-                                    <m:sty m:val="p"/>
-                                  </m:rPr>
-                                  <m:t>+</m:t>
-                                </m:r>
-                                <m:r>
-                                  <m:t>0</m:t>
-                                </m:r>
-                                <m:r>
-                                  <m:rPr>
-                                    <m:sty m:val="p"/>
-                                  </m:rPr>
-                                  <m:t>⋅</m:t>
-                                </m:r>
-                                <m:r>
-                                  <m:t>0</m:t>
-                                </m:r>
-                                <m:r>
-                                  <m:rPr>
-                                    <m:sty m:val="p"/>
-                                  </m:rPr>
-                                  <m:t>+</m:t>
-                                </m:r>
-                                <m:r>
-                                  <m:t>3</m:t>
-                                </m:r>
-                                <m:r>
-                                  <m:rPr>
-                                    <m:sty m:val="p"/>
-                                  </m:rPr>
-                                  <m:t>⋅</m:t>
-                                </m:r>
-                                <m:r>
-                                  <m:t>1</m:t>
-                                </m:r>
-                              </m:e>
-                            </m:mr>
-                          </m:m>
-                        </m:e>
-                      </m:d>
-                    </m:e>
-                  </m:mr>
-                  <m:mr>
-                    <m:e/>
-                    <m:e>
-                      <m:r>
-                        <m:rPr>
-                          <m:sty m:val="p"/>
-                        </m:rPr>
-                        <m:t>=</m:t>
-                      </m:r>
-                      <m:d>
-                        <m:dPr>
-                          <m:begChr m:val="["/>
-                          <m:sepChr m:val=""/>
-                          <m:endChr m:val="]"/>
-                          <m:grow/>
-                        </m:dPr>
-                        <m:e>
-                          <m:m>
-                            <m:mPr>
-                              <m:baseJc m:val="center"/>
-                              <m:plcHide m:val="on"/>
-                              <m:mcs>
-                                <m:mc>
-                                  <m:mcPr>
-                                    <m:mcJc m:val="center"/>
-                                    <m:count m:val="1"/>
-                                  </m:mcPr>
-                                </m:mc>
-                                <m:mc>
-                                  <m:mcPr>
-                                    <m:mcJc m:val="center"/>
-                                    <m:count m:val="1"/>
-                                  </m:mcPr>
-                                </m:mc>
-                                <m:mc>
-                                  <m:mcPr>
-                                    <m:mcJc m:val="center"/>
-                                    <m:count m:val="1"/>
-                                  </m:mcPr>
-                                </m:mc>
-                              </m:mcs>
-                            </m:mPr>
-                            <m:mr>
-                              <m:e>
-                                <m:r>
-                                  <m:t>0</m:t>
-                                </m:r>
-                              </m:e>
-                              <m:e>
-                                <m:r>
-                                  <m:t>2</m:t>
-                                </m:r>
-                              </m:e>
-                              <m:e>
-                                <m:r>
-                                  <m:rPr>
-                                    <m:sty m:val="p"/>
-                                  </m:rPr>
-                                  <m:t>−</m:t>
-                                </m:r>
-                                <m:r>
-                                  <m:t>1</m:t>
-                                </m:r>
-                              </m:e>
-                            </m:mr>
-                            <m:mr>
-                              <m:e>
-                                <m:r>
-                                  <m:t>4</m:t>
-                                </m:r>
-                              </m:e>
-                              <m:e>
-                                <m:r>
-                                  <m:t>0</m:t>
-                                </m:r>
-                              </m:e>
-                              <m:e>
-                                <m:r>
-                                  <m:t>3</m:t>
-                                </m:r>
-                              </m:e>
-                            </m:mr>
-                            <m:mr>
-                              <m:e/>
-                            </m:mr>
-                          </m:m>
-                        </m:e>
-                      </m:d>
-                      <m:r>
-                        <m:rPr>
-                          <m:sty m:val="p"/>
-                        </m:rPr>
-                        <m:t>=</m:t>
-                      </m:r>
-                      <m:r>
-                        <m:t>A</m:t>
-                      </m:r>
-                    </m:e>
-                  </m:mr>
-                </m:m>
+                <m:eqArr>
+                  <m:e>
+                    <m:r>
+                      <m:t>A</m:t>
+                    </m:r>
+                    <m:sSub>
+                      <m:e>
+                        <m:r>
+                          <m:t>I</m:t>
+                        </m:r>
+                      </m:e>
+                      <m:sub>
+                        <m:r>
+                          <m:t>3</m:t>
+                        </m:r>
+                      </m:sub>
+                    </m:sSub>
+                    <m:r>
+                      <m:t>&amp;</m:t>
+                    </m:r>
+                    <m:r>
+                      <m:rPr>
+                        <m:sty m:val="p"/>
+                      </m:rPr>
+                      <m:t>=</m:t>
+                    </m:r>
+                    <m:d>
+                      <m:dPr>
+                        <m:begChr m:val="["/>
+                        <m:sepChr m:val=""/>
+                        <m:endChr m:val="]"/>
+                        <m:grow/>
+                      </m:dPr>
+                      <m:e>
+                        <m:m>
+                          <m:mPr>
+                            <m:baseJc m:val="center"/>
+                            <m:plcHide m:val="on"/>
+                            <m:mcs>
+                              <m:mc>
+                                <m:mcPr>
+                                  <m:mcJc m:val="center"/>
+                                  <m:count m:val="1"/>
+                                </m:mcPr>
+                              </m:mc>
+                              <m:mc>
+                                <m:mcPr>
+                                  <m:mcJc m:val="center"/>
+                                  <m:count m:val="1"/>
+                                </m:mcPr>
+                              </m:mc>
+                              <m:mc>
+                                <m:mcPr>
+                                  <m:mcJc m:val="center"/>
+                                  <m:count m:val="1"/>
+                                </m:mcPr>
+                              </m:mc>
+                            </m:mcs>
+                          </m:mPr>
+                          <m:mr>
+                            <m:e>
+                              <m:r>
+                                <m:t>0</m:t>
+                              </m:r>
+                            </m:e>
+                            <m:e>
+                              <m:r>
+                                <m:t>2</m:t>
+                              </m:r>
+                            </m:e>
+                            <m:e>
+                              <m:r>
+                                <m:rPr>
+                                  <m:sty m:val="p"/>
+                                </m:rPr>
+                                <m:t>−</m:t>
+                              </m:r>
+                              <m:r>
+                                <m:t>1</m:t>
+                              </m:r>
+                            </m:e>
+                          </m:mr>
+                          <m:mr>
+                            <m:e>
+                              <m:r>
+                                <m:t>4</m:t>
+                              </m:r>
+                            </m:e>
+                            <m:e>
+                              <m:r>
+                                <m:t>0</m:t>
+                              </m:r>
+                            </m:e>
+                            <m:e>
+                              <m:r>
+                                <m:t>3</m:t>
+                              </m:r>
+                            </m:e>
+                          </m:mr>
+                          <m:mr>
+                            <m:e/>
+                          </m:mr>
+                        </m:m>
+                      </m:e>
+                    </m:d>
+                    <m:d>
+                      <m:dPr>
+                        <m:begChr m:val="["/>
+                        <m:sepChr m:val=""/>
+                        <m:endChr m:val="]"/>
+                        <m:grow/>
+                      </m:dPr>
+                      <m:e>
+                        <m:m>
+                          <m:mPr>
+                            <m:baseJc m:val="center"/>
+                            <m:plcHide m:val="on"/>
+                            <m:mcs>
+                              <m:mc>
+                                <m:mcPr>
+                                  <m:mcJc m:val="center"/>
+                                  <m:count m:val="1"/>
+                                </m:mcPr>
+                              </m:mc>
+                              <m:mc>
+                                <m:mcPr>
+                                  <m:mcJc m:val="center"/>
+                                  <m:count m:val="1"/>
+                                </m:mcPr>
+                              </m:mc>
+                              <m:mc>
+                                <m:mcPr>
+                                  <m:mcJc m:val="center"/>
+                                  <m:count m:val="1"/>
+                                </m:mcPr>
+                              </m:mc>
+                            </m:mcs>
+                          </m:mPr>
+                          <m:mr>
+                            <m:e>
+                              <m:r>
+                                <m:t>1</m:t>
+                              </m:r>
+                            </m:e>
+                            <m:e>
+                              <m:r>
+                                <m:t>0</m:t>
+                              </m:r>
+                            </m:e>
+                            <m:e>
+                              <m:r>
+                                <m:t>0</m:t>
+                              </m:r>
+                            </m:e>
+                          </m:mr>
+                          <m:mr>
+                            <m:e>
+                              <m:r>
+                                <m:t>0</m:t>
+                              </m:r>
+                            </m:e>
+                            <m:e>
+                              <m:r>
+                                <m:t>1</m:t>
+                              </m:r>
+                            </m:e>
+                            <m:e>
+                              <m:r>
+                                <m:t>0</m:t>
+                              </m:r>
+                            </m:e>
+                          </m:mr>
+                          <m:mr>
+                            <m:e>
+                              <m:r>
+                                <m:t>0</m:t>
+                              </m:r>
+                            </m:e>
+                            <m:e>
+                              <m:r>
+                                <m:t>0</m:t>
+                              </m:r>
+                            </m:e>
+                            <m:e>
+                              <m:r>
+                                <m:t>1</m:t>
+                              </m:r>
+                            </m:e>
+                          </m:mr>
+                        </m:m>
+                      </m:e>
+                    </m:d>
+                  </m:e>
+                  <m:e>
+                    <m:r>
+                      <m:t>&amp;</m:t>
+                    </m:r>
+                    <m:r>
+                      <m:rPr>
+                        <m:sty m:val="p"/>
+                      </m:rPr>
+                      <m:t>=</m:t>
+                    </m:r>
+                    <m:d>
+                      <m:dPr>
+                        <m:begChr m:val="["/>
+                        <m:sepChr m:val=""/>
+                        <m:endChr m:val="]"/>
+                        <m:grow/>
+                      </m:dPr>
+                      <m:e>
+                        <m:m>
+                          <m:mPr>
+                            <m:baseJc m:val="center"/>
+                            <m:plcHide m:val="on"/>
+                            <m:mcs>
+                              <m:mc>
+                                <m:mcPr>
+                                  <m:mcJc m:val="center"/>
+                                  <m:count m:val="1"/>
+                                </m:mcPr>
+                              </m:mc>
+                              <m:mc>
+                                <m:mcPr>
+                                  <m:mcJc m:val="center"/>
+                                  <m:count m:val="1"/>
+                                </m:mcPr>
+                              </m:mc>
+                              <m:mc>
+                                <m:mcPr>
+                                  <m:mcJc m:val="center"/>
+                                  <m:count m:val="1"/>
+                                </m:mcPr>
+                              </m:mc>
+                            </m:mcs>
+                          </m:mPr>
+                          <m:mr>
+                            <m:e>
+                              <m:r>
+                                <m:t>0</m:t>
+                              </m:r>
+                              <m:r>
+                                <m:rPr>
+                                  <m:sty m:val="p"/>
+                                </m:rPr>
+                                <m:t>⋅</m:t>
+                              </m:r>
+                              <m:r>
+                                <m:t>1</m:t>
+                              </m:r>
+                              <m:r>
+                                <m:rPr>
+                                  <m:sty m:val="p"/>
+                                </m:rPr>
+                                <m:t>+</m:t>
+                              </m:r>
+                              <m:r>
+                                <m:t>2</m:t>
+                              </m:r>
+                              <m:r>
+                                <m:rPr>
+                                  <m:sty m:val="p"/>
+                                </m:rPr>
+                                <m:t>⋅</m:t>
+                              </m:r>
+                              <m:r>
+                                <m:t>0</m:t>
+                              </m:r>
+                              <m:r>
+                                <m:rPr>
+                                  <m:sty m:val="p"/>
+                                </m:rPr>
+                                <m:t>+</m:t>
+                              </m:r>
+                              <m:r>
+                                <m:rPr>
+                                  <m:sty m:val="p"/>
+                                </m:rPr>
+                                <m:t>(</m:t>
+                              </m:r>
+                              <m:r>
+                                <m:rPr>
+                                  <m:sty m:val="p"/>
+                                </m:rPr>
+                                <m:t>−</m:t>
+                              </m:r>
+                              <m:r>
+                                <m:t>1</m:t>
+                              </m:r>
+                              <m:r>
+                                <m:rPr>
+                                  <m:sty m:val="p"/>
+                                </m:rPr>
+                                <m:t>)</m:t>
+                              </m:r>
+                              <m:r>
+                                <m:rPr>
+                                  <m:sty m:val="p"/>
+                                </m:rPr>
+                                <m:t>⋅</m:t>
+                              </m:r>
+                              <m:r>
+                                <m:t>0</m:t>
+                              </m:r>
+                            </m:e>
+                            <m:e>
+                              <m:r>
+                                <m:t>0</m:t>
+                              </m:r>
+                              <m:r>
+                                <m:rPr>
+                                  <m:sty m:val="p"/>
+                                </m:rPr>
+                                <m:t>⋅</m:t>
+                              </m:r>
+                              <m:r>
+                                <m:t>0</m:t>
+                              </m:r>
+                              <m:r>
+                                <m:rPr>
+                                  <m:sty m:val="p"/>
+                                </m:rPr>
+                                <m:t>+</m:t>
+                              </m:r>
+                              <m:r>
+                                <m:t>2</m:t>
+                              </m:r>
+                              <m:r>
+                                <m:rPr>
+                                  <m:sty m:val="p"/>
+                                </m:rPr>
+                                <m:t>⋅</m:t>
+                              </m:r>
+                              <m:r>
+                                <m:t>1</m:t>
+                              </m:r>
+                              <m:r>
+                                <m:rPr>
+                                  <m:sty m:val="p"/>
+                                </m:rPr>
+                                <m:t>+</m:t>
+                              </m:r>
+                              <m:r>
+                                <m:rPr>
+                                  <m:sty m:val="p"/>
+                                </m:rPr>
+                                <m:t>(</m:t>
+                              </m:r>
+                              <m:r>
+                                <m:rPr>
+                                  <m:sty m:val="p"/>
+                                </m:rPr>
+                                <m:t>−</m:t>
+                              </m:r>
+                              <m:r>
+                                <m:t>1</m:t>
+                              </m:r>
+                              <m:r>
+                                <m:rPr>
+                                  <m:sty m:val="p"/>
+                                </m:rPr>
+                                <m:t>)</m:t>
+                              </m:r>
+                              <m:r>
+                                <m:rPr>
+                                  <m:sty m:val="p"/>
+                                </m:rPr>
+                                <m:t>⋅</m:t>
+                              </m:r>
+                              <m:r>
+                                <m:t>0</m:t>
+                              </m:r>
+                            </m:e>
+                            <m:e>
+                              <m:r>
+                                <m:t>0</m:t>
+                              </m:r>
+                              <m:r>
+                                <m:rPr>
+                                  <m:sty m:val="p"/>
+                                </m:rPr>
+                                <m:t>⋅</m:t>
+                              </m:r>
+                              <m:r>
+                                <m:t>0</m:t>
+                              </m:r>
+                              <m:r>
+                                <m:rPr>
+                                  <m:sty m:val="p"/>
+                                </m:rPr>
+                                <m:t>+</m:t>
+                              </m:r>
+                              <m:r>
+                                <m:t>2</m:t>
+                              </m:r>
+                              <m:r>
+                                <m:rPr>
+                                  <m:sty m:val="p"/>
+                                </m:rPr>
+                                <m:t>⋅</m:t>
+                              </m:r>
+                              <m:r>
+                                <m:t>0</m:t>
+                              </m:r>
+                              <m:r>
+                                <m:rPr>
+                                  <m:sty m:val="p"/>
+                                </m:rPr>
+                                <m:t>+</m:t>
+                              </m:r>
+                              <m:r>
+                                <m:rPr>
+                                  <m:sty m:val="p"/>
+                                </m:rPr>
+                                <m:t>(</m:t>
+                              </m:r>
+                              <m:r>
+                                <m:rPr>
+                                  <m:sty m:val="p"/>
+                                </m:rPr>
+                                <m:t>−</m:t>
+                              </m:r>
+                              <m:r>
+                                <m:t>1</m:t>
+                              </m:r>
+                              <m:r>
+                                <m:rPr>
+                                  <m:sty m:val="p"/>
+                                </m:rPr>
+                                <m:t>)</m:t>
+                              </m:r>
+                              <m:r>
+                                <m:rPr>
+                                  <m:sty m:val="p"/>
+                                </m:rPr>
+                                <m:t>⋅</m:t>
+                              </m:r>
+                              <m:r>
+                                <m:t>1</m:t>
+                              </m:r>
+                            </m:e>
+                          </m:mr>
+                          <m:mr>
+                            <m:e>
+                              <m:r>
+                                <m:t>4</m:t>
+                              </m:r>
+                              <m:r>
+                                <m:rPr>
+                                  <m:sty m:val="p"/>
+                                </m:rPr>
+                                <m:t>⋅</m:t>
+                              </m:r>
+                              <m:r>
+                                <m:t>1</m:t>
+                              </m:r>
+                              <m:r>
+                                <m:rPr>
+                                  <m:sty m:val="p"/>
+                                </m:rPr>
+                                <m:t>+</m:t>
+                              </m:r>
+                              <m:r>
+                                <m:t>0</m:t>
+                              </m:r>
+                              <m:r>
+                                <m:rPr>
+                                  <m:sty m:val="p"/>
+                                </m:rPr>
+                                <m:t>⋅</m:t>
+                              </m:r>
+                              <m:r>
+                                <m:t>0</m:t>
+                              </m:r>
+                              <m:r>
+                                <m:rPr>
+                                  <m:sty m:val="p"/>
+                                </m:rPr>
+                                <m:t>+</m:t>
+                              </m:r>
+                              <m:r>
+                                <m:t>3</m:t>
+                              </m:r>
+                              <m:r>
+                                <m:rPr>
+                                  <m:sty m:val="p"/>
+                                </m:rPr>
+                                <m:t>⋅</m:t>
+                              </m:r>
+                              <m:r>
+                                <m:t>0</m:t>
+                              </m:r>
+                            </m:e>
+                            <m:e>
+                              <m:r>
+                                <m:t>4</m:t>
+                              </m:r>
+                              <m:r>
+                                <m:rPr>
+                                  <m:sty m:val="p"/>
+                                </m:rPr>
+                                <m:t>⋅</m:t>
+                              </m:r>
+                              <m:r>
+                                <m:t>0</m:t>
+                              </m:r>
+                              <m:r>
+                                <m:rPr>
+                                  <m:sty m:val="p"/>
+                                </m:rPr>
+                                <m:t>+</m:t>
+                              </m:r>
+                              <m:r>
+                                <m:t>0</m:t>
+                              </m:r>
+                              <m:r>
+                                <m:rPr>
+                                  <m:sty m:val="p"/>
+                                </m:rPr>
+                                <m:t>⋅</m:t>
+                              </m:r>
+                              <m:r>
+                                <m:t>1</m:t>
+                              </m:r>
+                              <m:r>
+                                <m:rPr>
+                                  <m:sty m:val="p"/>
+                                </m:rPr>
+                                <m:t>+</m:t>
+                              </m:r>
+                              <m:r>
+                                <m:t>3</m:t>
+                              </m:r>
+                              <m:r>
+                                <m:rPr>
+                                  <m:sty m:val="p"/>
+                                </m:rPr>
+                                <m:t>⋅</m:t>
+                              </m:r>
+                              <m:r>
+                                <m:t>0</m:t>
+                              </m:r>
+                            </m:e>
+                            <m:e>
+                              <m:r>
+                                <m:t>4</m:t>
+                              </m:r>
+                              <m:r>
+                                <m:rPr>
+                                  <m:sty m:val="p"/>
+                                </m:rPr>
+                                <m:t>⋅</m:t>
+                              </m:r>
+                              <m:r>
+                                <m:t>0</m:t>
+                              </m:r>
+                              <m:r>
+                                <m:rPr>
+                                  <m:sty m:val="p"/>
+                                </m:rPr>
+                                <m:t>+</m:t>
+                              </m:r>
+                              <m:r>
+                                <m:t>0</m:t>
+                              </m:r>
+                              <m:r>
+                                <m:rPr>
+                                  <m:sty m:val="p"/>
+                                </m:rPr>
+                                <m:t>⋅</m:t>
+                              </m:r>
+                              <m:r>
+                                <m:t>0</m:t>
+                              </m:r>
+                              <m:r>
+                                <m:rPr>
+                                  <m:sty m:val="p"/>
+                                </m:rPr>
+                                <m:t>+</m:t>
+                              </m:r>
+                              <m:r>
+                                <m:t>3</m:t>
+                              </m:r>
+                              <m:r>
+                                <m:rPr>
+                                  <m:sty m:val="p"/>
+                                </m:rPr>
+                                <m:t>⋅</m:t>
+                              </m:r>
+                              <m:r>
+                                <m:t>1</m:t>
+                              </m:r>
+                            </m:e>
+                          </m:mr>
+                        </m:m>
+                      </m:e>
+                    </m:d>
+                  </m:e>
+                  <m:e>
+                    <m:r>
+                      <m:t>&amp;</m:t>
+                    </m:r>
+                    <m:r>
+                      <m:rPr>
+                        <m:sty m:val="p"/>
+                      </m:rPr>
+                      <m:t>=</m:t>
+                    </m:r>
+                    <m:d>
+                      <m:dPr>
+                        <m:begChr m:val="["/>
+                        <m:sepChr m:val=""/>
+                        <m:endChr m:val="]"/>
+                        <m:grow/>
+                      </m:dPr>
+                      <m:e>
+                        <m:m>
+                          <m:mPr>
+                            <m:baseJc m:val="center"/>
+                            <m:plcHide m:val="on"/>
+                            <m:mcs>
+                              <m:mc>
+                                <m:mcPr>
+                                  <m:mcJc m:val="center"/>
+                                  <m:count m:val="1"/>
+                                </m:mcPr>
+                              </m:mc>
+                              <m:mc>
+                                <m:mcPr>
+                                  <m:mcJc m:val="center"/>
+                                  <m:count m:val="1"/>
+                                </m:mcPr>
+                              </m:mc>
+                              <m:mc>
+                                <m:mcPr>
+                                  <m:mcJc m:val="center"/>
+                                  <m:count m:val="1"/>
+                                </m:mcPr>
+                              </m:mc>
+                            </m:mcs>
+                          </m:mPr>
+                          <m:mr>
+                            <m:e>
+                              <m:r>
+                                <m:t>0</m:t>
+                              </m:r>
+                            </m:e>
+                            <m:e>
+                              <m:r>
+                                <m:t>2</m:t>
+                              </m:r>
+                            </m:e>
+                            <m:e>
+                              <m:r>
+                                <m:rPr>
+                                  <m:sty m:val="p"/>
+                                </m:rPr>
+                                <m:t>−</m:t>
+                              </m:r>
+                              <m:r>
+                                <m:t>1</m:t>
+                              </m:r>
+                            </m:e>
+                          </m:mr>
+                          <m:mr>
+                            <m:e>
+                              <m:r>
+                                <m:t>4</m:t>
+                              </m:r>
+                            </m:e>
+                            <m:e>
+                              <m:r>
+                                <m:t>0</m:t>
+                              </m:r>
+                            </m:e>
+                            <m:e>
+                              <m:r>
+                                <m:t>3</m:t>
+                              </m:r>
+                            </m:e>
+                          </m:mr>
+                          <m:mr>
+                            <m:e/>
+                          </m:mr>
+                        </m:m>
+                      </m:e>
+                    </m:d>
+                    <m:r>
+                      <m:rPr>
+                        <m:sty m:val="p"/>
+                      </m:rPr>
+                      <m:t>=</m:t>
+                    </m:r>
+                    <m:r>
+                      <m:t>A</m:t>
+                    </m:r>
+                  </m:e>
+                </m:eqArr>
               </m:oMath>
             </m:oMathPara>
           </w:p>
         </w:tc>
       </w:tr>
     </w:tbl>
-    <w:bookmarkEnd w:id="70"/>
-    <w:bookmarkStart w:id="79" w:name="X784f6495f2acff7f433b7a5745225edde3447ec"/>
+    <w:bookmarkEnd w:id="59"/>
+    <w:bookmarkStart w:id="68" w:name="X784f6495f2acff7f433b7a5745225edde3447ec"/>
     <w:p>
       <w:pPr>
         <w:pStyle w:val="Heading2"/>
@@ -17069,7 +17125,7 @@
       <w:r>
         <w:t xml:space="preserve"> </w:t>
       </w:r>
-      <w:hyperlink r:id="rId23">
+      <w:hyperlink r:id="rId12">
         <w:r>
           <w:rPr>
             <w:rStyle w:val="Hyperlink"/>
@@ -17196,18 +17252,18 @@
                 <wp:inline>
                   <wp:extent cx="152400" cy="152400"/>
                   <wp:effectExtent b="0" l="0" r="0" t="0"/>
-                  <wp:docPr descr="" title="" id="71" name="Picture"/>
+                  <wp:docPr descr="" title="" id="60" name="Picture"/>
                   <a:graphic>
                     <a:graphicData uri="http://schemas.openxmlformats.org/drawingml/2006/picture">
                       <pic:pic>
                         <pic:nvPicPr>
-                          <pic:cNvPr descr="/Applications/quarto/share/formats/docx/note.png" id="72" name="Picture"/>
+                          <pic:cNvPr descr="/Applications/quarto/share/formats/docx/note.png" id="61" name="Picture"/>
                           <pic:cNvPicPr>
                             <a:picLocks noChangeArrowheads="1" noChangeAspect="1"/>
                           </pic:cNvPicPr>
                         </pic:nvPicPr>
                         <pic:blipFill>
-                          <a:blip r:embed="rId20"/>
+                          <a:blip r:embed="rId9"/>
                           <a:stretch>
                             <a:fillRect/>
                           </a:stretch>
@@ -17671,18 +17727,18 @@
                 <wp:inline>
                   <wp:extent cx="152400" cy="152400"/>
                   <wp:effectExtent b="0" l="0" r="0" t="0"/>
-                  <wp:docPr descr="" title="" id="73" name="Picture"/>
+                  <wp:docPr descr="" title="" id="62" name="Picture"/>
                   <a:graphic>
                     <a:graphicData uri="http://schemas.openxmlformats.org/drawingml/2006/picture">
                       <pic:pic>
                         <pic:nvPicPr>
-                          <pic:cNvPr descr="/Applications/quarto/share/formats/docx/note.png" id="74" name="Picture"/>
+                          <pic:cNvPr descr="/Applications/quarto/share/formats/docx/note.png" id="63" name="Picture"/>
                           <pic:cNvPicPr>
                             <a:picLocks noChangeArrowheads="1" noChangeAspect="1"/>
                           </pic:cNvPicPr>
                         </pic:nvPicPr>
                         <pic:blipFill>
-                          <a:blip r:embed="rId20"/>
+                          <a:blip r:embed="rId9"/>
                           <a:stretch>
                             <a:fillRect/>
                           </a:stretch>
@@ -18020,8 +18076,8 @@
                 <m:r>
                   <m:rPr>
                     <m:nor/>
+                    <m:scr m:val="sans-serif"/>
                     <m:sty m:val="p"/>
-                    <m:scr m:val="sans-serif"/>
                   </m:rPr>
                   <m:t>and</m:t>
                 </m:r>
@@ -18548,25 +18604,27 @@
                           </m:r>
                         </m:e>
                         <m:e>
-                          <m:d>
-                            <m:dPr>
-                              <m:begChr m:val="("/>
-                              <m:sepChr m:val=""/>
-                              <m:endChr m:val=")"/>
-                              <m:grow/>
-                            </m:dPr>
-                            <m:e>
-                              <m:r>
-                                <m:rPr>
-                                  <m:sty m:val="p"/>
-                                </m:rPr>
-                                <m:t>−</m:t>
-                              </m:r>
-                              <m:r>
-                                <m:t>1</m:t>
-                              </m:r>
-                            </m:e>
-                          </m:d>
+                          <m:r>
+                            <m:rPr>
+                              <m:sty m:val="p"/>
+                            </m:rPr>
+                            <m:t>(</m:t>
+                          </m:r>
+                          <m:r>
+                            <m:rPr>
+                              <m:sty m:val="p"/>
+                            </m:rPr>
+                            <m:t>−</m:t>
+                          </m:r>
+                          <m:r>
+                            <m:t>1</m:t>
+                          </m:r>
+                          <m:r>
+                            <m:rPr>
+                              <m:sty m:val="p"/>
+                            </m:rPr>
+                            <m:t>)</m:t>
+                          </m:r>
                           <m:r>
                             <m:rPr>
                               <m:sty m:val="p"/>
@@ -18595,25 +18653,27 @@
                           </m:r>
                         </m:e>
                         <m:e>
-                          <m:d>
-                            <m:dPr>
-                              <m:begChr m:val="("/>
-                              <m:sepChr m:val=""/>
-                              <m:endChr m:val=")"/>
-                              <m:grow/>
-                            </m:dPr>
-                            <m:e>
-                              <m:r>
-                                <m:rPr>
-                                  <m:sty m:val="p"/>
-                                </m:rPr>
-                                <m:t>−</m:t>
-                              </m:r>
-                              <m:r>
-                                <m:t>1</m:t>
-                              </m:r>
-                            </m:e>
-                          </m:d>
+                          <m:r>
+                            <m:rPr>
+                              <m:sty m:val="p"/>
+                            </m:rPr>
+                            <m:t>(</m:t>
+                          </m:r>
+                          <m:r>
+                            <m:rPr>
+                              <m:sty m:val="p"/>
+                            </m:rPr>
+                            <m:t>−</m:t>
+                          </m:r>
+                          <m:r>
+                            <m:t>1</m:t>
+                          </m:r>
+                          <m:r>
+                            <m:rPr>
+                              <m:sty m:val="p"/>
+                            </m:rPr>
+                            <m:t>)</m:t>
+                          </m:r>
                           <m:r>
                             <m:rPr>
                               <m:sty m:val="p"/>
@@ -18787,18 +18847,18 @@
                 <wp:inline>
                   <wp:extent cx="152400" cy="152400"/>
                   <wp:effectExtent b="0" l="0" r="0" t="0"/>
-                  <wp:docPr descr="" title="" id="75" name="Picture"/>
+                  <wp:docPr descr="" title="" id="64" name="Picture"/>
                   <a:graphic>
                     <a:graphicData uri="http://schemas.openxmlformats.org/drawingml/2006/picture">
                       <pic:pic>
                         <pic:nvPicPr>
-                          <pic:cNvPr descr="/Applications/quarto/share/formats/docx/note.png" id="76" name="Picture"/>
+                          <pic:cNvPr descr="/Applications/quarto/share/formats/docx/note.png" id="65" name="Picture"/>
                           <pic:cNvPicPr>
                             <a:picLocks noChangeArrowheads="1" noChangeAspect="1"/>
                           </pic:cNvPicPr>
                         </pic:nvPicPr>
                         <pic:blipFill>
-                          <a:blip r:embed="rId20"/>
+                          <a:blip r:embed="rId9"/>
                           <a:stretch>
                             <a:fillRect/>
                           </a:stretch>
@@ -18910,103 +18970,107 @@
               <m:r>
                 <m:rPr>
                   <m:nor/>
+                  <m:scr m:val="sans-serif"/>
                   <m:sty m:val="p"/>
-                  <m:scr m:val="sans-serif"/>
                 </m:rPr>
                 <m:t>diag</m:t>
               </m:r>
-              <m:d>
-                <m:dPr>
-                  <m:begChr m:val="("/>
-                  <m:sepChr m:val=""/>
-                  <m:endChr m:val=")"/>
-                  <m:grow/>
-                </m:dPr>
-                <m:e>
-                  <m:r>
-                    <m:t>A</m:t>
-                  </m:r>
-                </m:e>
-              </m:d>
+              <m:r>
+                <m:rPr>
+                  <m:sty m:val="p"/>
+                </m:rPr>
+                <m:t>(</m:t>
+              </m:r>
+              <m:r>
+                <m:t>A</m:t>
+              </m:r>
+              <m:r>
+                <m:rPr>
+                  <m:sty m:val="p"/>
+                </m:rPr>
+                <m:t>)</m:t>
+              </m:r>
               <m:r>
                 <m:rPr>
                   <m:sty m:val="p"/>
                 </m:rPr>
                 <m:t>=</m:t>
               </m:r>
-              <m:d>
-                <m:dPr>
-                  <m:begChr m:val="("/>
-                  <m:sepChr m:val=""/>
-                  <m:endChr m:val=")"/>
-                  <m:grow/>
-                </m:dPr>
+              <m:r>
+                <m:rPr>
+                  <m:sty m:val="p"/>
+                </m:rPr>
+                <m:t>(</m:t>
+              </m:r>
+              <m:sSub>
                 <m:e>
-                  <m:sSub>
-                    <m:e>
-                      <m:r>
-                        <m:t>a</m:t>
-                      </m:r>
-                    </m:e>
-                    <m:sub>
-                      <m:r>
-                        <m:t>11</m:t>
-                      </m:r>
-                    </m:sub>
-                  </m:sSub>
                   <m:r>
-                    <m:rPr>
-                      <m:sty m:val="p"/>
-                    </m:rPr>
-                    <m:t>,</m:t>
+                    <m:t>a</m:t>
                   </m:r>
-                  <m:sSub>
-                    <m:e>
-                      <m:r>
-                        <m:t>a</m:t>
-                      </m:r>
-                    </m:e>
-                    <m:sub>
-                      <m:r>
-                        <m:t>22</m:t>
-                      </m:r>
-                    </m:sub>
-                  </m:sSub>
+                </m:e>
+                <m:sub>
                   <m:r>
-                    <m:rPr>
-                      <m:sty m:val="p"/>
-                    </m:rPr>
-                    <m:t>,</m:t>
+                    <m:t>11</m:t>
+                  </m:r>
+                </m:sub>
+              </m:sSub>
+              <m:r>
+                <m:rPr>
+                  <m:sty m:val="p"/>
+                </m:rPr>
+                <m:t>,</m:t>
+              </m:r>
+              <m:sSub>
+                <m:e>
+                  <m:r>
+                    <m:t>a</m:t>
+                  </m:r>
+                </m:e>
+                <m:sub>
+                  <m:r>
+                    <m:t>22</m:t>
+                  </m:r>
+                </m:sub>
+              </m:sSub>
+              <m:r>
+                <m:rPr>
+                  <m:sty m:val="p"/>
+                </m:rPr>
+                <m:t>,</m:t>
+              </m:r>
+              <m:r>
+                <m:rPr>
+                  <m:sty m:val="p"/>
+                </m:rPr>
+                <m:t>…</m:t>
+              </m:r>
+              <m:r>
+                <m:rPr>
+                  <m:sty m:val="p"/>
+                </m:rPr>
+                <m:t>,</m:t>
+              </m:r>
+              <m:sSub>
+                <m:e>
+                  <m:r>
+                    <m:t>a</m:t>
+                  </m:r>
+                </m:e>
+                <m:sub>
+                  <m:r>
+                    <m:t>n</m:t>
                   </m:r>
                   <m:r>
-                    <m:rPr>
-                      <m:sty m:val="p"/>
-                    </m:rPr>
-                    <m:t>…</m:t>
+                    <m:t>n</m:t>
                   </m:r>
-                  <m:r>
-                    <m:rPr>
-                      <m:sty m:val="p"/>
-                    </m:rPr>
-                    <m:t>,</m:t>
-                  </m:r>
-                  <m:sSub>
-                    <m:e>
-                      <m:r>
-                        <m:t>a</m:t>
-                      </m:r>
-                    </m:e>
-                    <m:sub>
-                      <m:r>
-                        <m:t>n</m:t>
-                      </m:r>
-                      <m:r>
-                        <m:t>n</m:t>
-                      </m:r>
-                    </m:sub>
-                  </m:sSub>
-                </m:e>
-              </m:d>
+                </m:sub>
+              </m:sSub>
+              <m:r>
+                <m:rPr>
+                  <m:sty m:val="p"/>
+                </m:rPr>
+                <m:t>)</m:t>
+              </m:r>
             </m:oMath>
             <w:r>
               <w:t xml:space="preserve"> </w:t>
@@ -19021,103 +19085,107 @@
               <m:r>
                 <m:rPr>
                   <m:nor/>
+                  <m:scr m:val="sans-serif"/>
                   <m:sty m:val="p"/>
-                  <m:scr m:val="sans-serif"/>
                 </m:rPr>
                 <m:t>diag</m:t>
               </m:r>
-              <m:d>
-                <m:dPr>
-                  <m:begChr m:val="("/>
-                  <m:sepChr m:val=""/>
-                  <m:endChr m:val=")"/>
-                  <m:grow/>
-                </m:dPr>
-                <m:e>
-                  <m:r>
-                    <m:t>B</m:t>
-                  </m:r>
-                </m:e>
-              </m:d>
+              <m:r>
+                <m:rPr>
+                  <m:sty m:val="p"/>
+                </m:rPr>
+                <m:t>(</m:t>
+              </m:r>
+              <m:r>
+                <m:t>B</m:t>
+              </m:r>
+              <m:r>
+                <m:rPr>
+                  <m:sty m:val="p"/>
+                </m:rPr>
+                <m:t>)</m:t>
+              </m:r>
               <m:r>
                 <m:rPr>
                   <m:sty m:val="p"/>
                 </m:rPr>
                 <m:t>=</m:t>
               </m:r>
-              <m:d>
-                <m:dPr>
-                  <m:begChr m:val="("/>
-                  <m:sepChr m:val=""/>
-                  <m:endChr m:val=")"/>
-                  <m:grow/>
-                </m:dPr>
+              <m:r>
+                <m:rPr>
+                  <m:sty m:val="p"/>
+                </m:rPr>
+                <m:t>(</m:t>
+              </m:r>
+              <m:sSub>
                 <m:e>
-                  <m:sSub>
-                    <m:e>
-                      <m:r>
-                        <m:t>b</m:t>
-                      </m:r>
-                    </m:e>
-                    <m:sub>
-                      <m:r>
-                        <m:t>11</m:t>
-                      </m:r>
-                    </m:sub>
-                  </m:sSub>
                   <m:r>
-                    <m:rPr>
-                      <m:sty m:val="p"/>
-                    </m:rPr>
-                    <m:t>,</m:t>
+                    <m:t>b</m:t>
                   </m:r>
-                  <m:sSub>
-                    <m:e>
-                      <m:r>
-                        <m:t>b</m:t>
-                      </m:r>
-                    </m:e>
-                    <m:sub>
-                      <m:r>
-                        <m:t>22</m:t>
-                      </m:r>
-                    </m:sub>
-                  </m:sSub>
+                </m:e>
+                <m:sub>
                   <m:r>
-                    <m:rPr>
-                      <m:sty m:val="p"/>
-                    </m:rPr>
-                    <m:t>,</m:t>
+                    <m:t>11</m:t>
+                  </m:r>
+                </m:sub>
+              </m:sSub>
+              <m:r>
+                <m:rPr>
+                  <m:sty m:val="p"/>
+                </m:rPr>
+                <m:t>,</m:t>
+              </m:r>
+              <m:sSub>
+                <m:e>
+                  <m:r>
+                    <m:t>b</m:t>
+                  </m:r>
+                </m:e>
+                <m:sub>
+                  <m:r>
+                    <m:t>22</m:t>
+                  </m:r>
+                </m:sub>
+              </m:sSub>
+              <m:r>
+                <m:rPr>
+                  <m:sty m:val="p"/>
+                </m:rPr>
+                <m:t>,</m:t>
+              </m:r>
+              <m:r>
+                <m:rPr>
+                  <m:sty m:val="p"/>
+                </m:rPr>
+                <m:t>…</m:t>
+              </m:r>
+              <m:r>
+                <m:rPr>
+                  <m:sty m:val="p"/>
+                </m:rPr>
+                <m:t>,</m:t>
+              </m:r>
+              <m:sSub>
+                <m:e>
+                  <m:r>
+                    <m:t>b</m:t>
+                  </m:r>
+                </m:e>
+                <m:sub>
+                  <m:r>
+                    <m:t>n</m:t>
                   </m:r>
                   <m:r>
-                    <m:rPr>
-                      <m:sty m:val="p"/>
-                    </m:rPr>
-                    <m:t>…</m:t>
+                    <m:t>n</m:t>
                   </m:r>
-                  <m:r>
-                    <m:rPr>
-                      <m:sty m:val="p"/>
-                    </m:rPr>
-                    <m:t>,</m:t>
-                  </m:r>
-                  <m:sSub>
-                    <m:e>
-                      <m:r>
-                        <m:t>b</m:t>
-                      </m:r>
-                    </m:e>
-                    <m:sub>
-                      <m:r>
-                        <m:t>n</m:t>
-                      </m:r>
-                      <m:r>
-                        <m:t>n</m:t>
-                      </m:r>
-                    </m:sub>
-                  </m:sSub>
-                </m:e>
-              </m:d>
+                </m:sub>
+              </m:sSub>
+              <m:r>
+                <m:rPr>
+                  <m:sty m:val="p"/>
+                </m:rPr>
+                <m:t>)</m:t>
+              </m:r>
             </m:oMath>
             <w:r>
               <w:t xml:space="preserve">. Then</w:t>
@@ -19169,145 +19237,149 @@
               <m:r>
                 <m:rPr>
                   <m:nor/>
+                  <m:scr m:val="sans-serif"/>
                   <m:sty m:val="p"/>
-                  <m:scr m:val="sans-serif"/>
                 </m:rPr>
                 <m:t>diag</m:t>
               </m:r>
-              <m:d>
-                <m:dPr>
-                  <m:begChr m:val="("/>
-                  <m:sepChr m:val=""/>
-                  <m:endChr m:val=")"/>
-                  <m:grow/>
-                </m:dPr>
-                <m:e>
-                  <m:r>
-                    <m:t>A</m:t>
-                  </m:r>
-                  <m:r>
-                    <m:t>B</m:t>
-                  </m:r>
-                </m:e>
-              </m:d>
+              <m:r>
+                <m:rPr>
+                  <m:sty m:val="p"/>
+                </m:rPr>
+                <m:t>(</m:t>
+              </m:r>
+              <m:r>
+                <m:t>A</m:t>
+              </m:r>
+              <m:r>
+                <m:t>B</m:t>
+              </m:r>
+              <m:r>
+                <m:rPr>
+                  <m:sty m:val="p"/>
+                </m:rPr>
+                <m:t>)</m:t>
+              </m:r>
               <m:r>
                 <m:rPr>
                   <m:sty m:val="p"/>
                 </m:rPr>
                 <m:t>=</m:t>
               </m:r>
-              <m:d>
-                <m:dPr>
-                  <m:begChr m:val="("/>
-                  <m:sepChr m:val=""/>
-                  <m:endChr m:val=")"/>
-                  <m:grow/>
-                </m:dPr>
+              <m:r>
+                <m:rPr>
+                  <m:sty m:val="p"/>
+                </m:rPr>
+                <m:t>(</m:t>
+              </m:r>
+              <m:sSub>
                 <m:e>
-                  <m:sSub>
-                    <m:e>
-                      <m:r>
-                        <m:t>a</m:t>
-                      </m:r>
-                    </m:e>
-                    <m:sub>
-                      <m:r>
-                        <m:t>11</m:t>
-                      </m:r>
-                    </m:sub>
-                  </m:sSub>
-                  <m:sSub>
-                    <m:e>
-                      <m:r>
-                        <m:t>b</m:t>
-                      </m:r>
-                    </m:e>
-                    <m:sub>
-                      <m:r>
-                        <m:t>11</m:t>
-                      </m:r>
-                    </m:sub>
-                  </m:sSub>
                   <m:r>
-                    <m:rPr>
-                      <m:sty m:val="p"/>
-                    </m:rPr>
-                    <m:t>,</m:t>
+                    <m:t>a</m:t>
                   </m:r>
-                  <m:sSub>
-                    <m:e>
-                      <m:r>
-                        <m:t>a</m:t>
-                      </m:r>
-                    </m:e>
-                    <m:sub>
-                      <m:r>
-                        <m:t>22</m:t>
-                      </m:r>
-                    </m:sub>
-                  </m:sSub>
-                  <m:sSub>
-                    <m:e>
-                      <m:r>
-                        <m:t>b</m:t>
-                      </m:r>
-                    </m:e>
-                    <m:sub>
-                      <m:r>
-                        <m:t>22</m:t>
-                      </m:r>
-                    </m:sub>
-                  </m:sSub>
+                </m:e>
+                <m:sub>
                   <m:r>
-                    <m:rPr>
-                      <m:sty m:val="p"/>
-                    </m:rPr>
-                    <m:t>,</m:t>
+                    <m:t>11</m:t>
+                  </m:r>
+                </m:sub>
+              </m:sSub>
+              <m:sSub>
+                <m:e>
+                  <m:r>
+                    <m:t>b</m:t>
+                  </m:r>
+                </m:e>
+                <m:sub>
+                  <m:r>
+                    <m:t>11</m:t>
+                  </m:r>
+                </m:sub>
+              </m:sSub>
+              <m:r>
+                <m:rPr>
+                  <m:sty m:val="p"/>
+                </m:rPr>
+                <m:t>,</m:t>
+              </m:r>
+              <m:sSub>
+                <m:e>
+                  <m:r>
+                    <m:t>a</m:t>
+                  </m:r>
+                </m:e>
+                <m:sub>
+                  <m:r>
+                    <m:t>22</m:t>
+                  </m:r>
+                </m:sub>
+              </m:sSub>
+              <m:sSub>
+                <m:e>
+                  <m:r>
+                    <m:t>b</m:t>
+                  </m:r>
+                </m:e>
+                <m:sub>
+                  <m:r>
+                    <m:t>22</m:t>
+                  </m:r>
+                </m:sub>
+              </m:sSub>
+              <m:r>
+                <m:rPr>
+                  <m:sty m:val="p"/>
+                </m:rPr>
+                <m:t>,</m:t>
+              </m:r>
+              <m:r>
+                <m:rPr>
+                  <m:sty m:val="p"/>
+                </m:rPr>
+                <m:t>…</m:t>
+              </m:r>
+              <m:r>
+                <m:rPr>
+                  <m:sty m:val="p"/>
+                </m:rPr>
+                <m:t>,</m:t>
+              </m:r>
+              <m:sSub>
+                <m:e>
+                  <m:r>
+                    <m:t>a</m:t>
+                  </m:r>
+                </m:e>
+                <m:sub>
+                  <m:r>
+                    <m:t>n</m:t>
                   </m:r>
                   <m:r>
-                    <m:rPr>
-                      <m:sty m:val="p"/>
-                    </m:rPr>
-                    <m:t>…</m:t>
+                    <m:t>n</m:t>
+                  </m:r>
+                </m:sub>
+              </m:sSub>
+              <m:sSub>
+                <m:e>
+                  <m:r>
+                    <m:t>b</m:t>
+                  </m:r>
+                </m:e>
+                <m:sub>
+                  <m:r>
+                    <m:t>n</m:t>
                   </m:r>
                   <m:r>
-                    <m:rPr>
-                      <m:sty m:val="p"/>
-                    </m:rPr>
-                    <m:t>,</m:t>
+                    <m:t>n</m:t>
                   </m:r>
-                  <m:sSub>
-                    <m:e>
-                      <m:r>
-                        <m:t>a</m:t>
-                      </m:r>
-                    </m:e>
-                    <m:sub>
-                      <m:r>
-                        <m:t>n</m:t>
-                      </m:r>
-                      <m:r>
-                        <m:t>n</m:t>
-                      </m:r>
-                    </m:sub>
-                  </m:sSub>
-                  <m:sSub>
-                    <m:e>
-                      <m:r>
-                        <m:t>b</m:t>
-                      </m:r>
-                    </m:e>
-                    <m:sub>
-                      <m:r>
-                        <m:t>n</m:t>
-                      </m:r>
-                      <m:r>
-                        <m:t>n</m:t>
-                      </m:r>
-                    </m:sub>
-                  </m:sSub>
-                </m:e>
-              </m:d>
+                </m:sub>
+              </m:sSub>
+              <m:r>
+                <m:rPr>
+                  <m:sty m:val="p"/>
+                </m:rPr>
+                <m:t>)</m:t>
+              </m:r>
             </m:oMath>
             <w:r>
               <w:t xml:space="preserve">.</w:t>
@@ -19366,18 +19438,18 @@
                 <wp:inline>
                   <wp:extent cx="152400" cy="152400"/>
                   <wp:effectExtent b="0" l="0" r="0" t="0"/>
-                  <wp:docPr descr="" title="" id="77" name="Picture"/>
+                  <wp:docPr descr="" title="" id="66" name="Picture"/>
                   <a:graphic>
                     <a:graphicData uri="http://schemas.openxmlformats.org/drawingml/2006/picture">
                       <pic:pic>
                         <pic:nvPicPr>
-                          <pic:cNvPr descr="/Applications/quarto/share/formats/docx/warning.png" id="78" name="Picture"/>
+                          <pic:cNvPr descr="/Applications/quarto/share/formats/docx/warning.png" id="67" name="Picture"/>
                           <pic:cNvPicPr>
                             <a:picLocks noChangeArrowheads="1" noChangeAspect="1"/>
                           </pic:cNvPicPr>
                         </pic:nvPicPr>
                         <pic:blipFill>
-                          <a:blip r:embed="rId42"/>
+                          <a:blip r:embed="rId31"/>
                           <a:stretch>
                             <a:fillRect/>
                           </a:stretch>
@@ -19502,9 +19574,9 @@
         </w:tc>
       </w:tr>
     </w:tbl>
-    <w:bookmarkEnd w:id="79"/>
-    <w:bookmarkEnd w:id="80"/>
-    <w:bookmarkStart w:id="81" w:name="quick-check-problems"/>
+    <w:bookmarkEnd w:id="68"/>
+    <w:bookmarkEnd w:id="69"/>
+    <w:bookmarkStart w:id="70" w:name="quick-check-problems"/>
     <w:p>
       <w:pPr>
         <w:pStyle w:val="Heading1"/>
@@ -19587,8 +19659,8 @@
           <m:r>
             <m:rPr>
               <m:nor/>
+              <m:scr m:val="sans-serif"/>
               <m:sty m:val="p"/>
-              <m:scr m:val="sans-serif"/>
             </m:rPr>
             <m:t> and </m:t>
           </m:r>
@@ -19733,8 +19805,8 @@
           <m:r>
             <m:rPr>
               <m:nor/>
+              <m:scr m:val="sans-serif"/>
               <m:sty m:val="p"/>
-              <m:scr m:val="sans-serif"/>
             </m:rPr>
             <m:t> and </m:t>
           </m:r>
@@ -20200,8 +20272,8 @@
           <m:r>
             <m:rPr>
               <m:nor/>
+              <m:scr m:val="sans-serif"/>
               <m:sty m:val="p"/>
-              <m:scr m:val="sans-serif"/>
             </m:rPr>
             <m:t> and </m:t>
           </m:r>
@@ -20322,8 +20394,8 @@
         <w:t xml:space="preserve">.</w:t>
       </w:r>
     </w:p>
-    <w:bookmarkEnd w:id="81"/>
-    <w:bookmarkStart w:id="84" w:name="further-reading"/>
+    <w:bookmarkEnd w:id="70"/>
+    <w:bookmarkStart w:id="73" w:name="further-reading"/>
     <w:p>
       <w:pPr>
         <w:pStyle w:val="Heading1"/>
@@ -20348,7 +20420,7 @@
         <w:t xml:space="preserve">For more on this topic, please go to [Guide: Introduction to Gaussian elimination].</w:t>
       </w:r>
     </w:p>
-    <w:bookmarkStart w:id="83" w:name="version-history"/>
+    <w:bookmarkStart w:id="72" w:name="version-history"/>
     <w:p>
       <w:pPr>
         <w:pStyle w:val="Heading2"/>
@@ -20369,7 +20441,7 @@
       <w:pPr>
         <w:pStyle w:val="BodyText"/>
       </w:pPr>
-      <w:hyperlink r:id="rId82">
+      <w:hyperlink r:id="rId71">
         <w:r>
           <w:rPr>
             <w:rStyle w:val="Hyperlink"/>
@@ -20378,8 +20450,8 @@
         </w:r>
       </w:hyperlink>
     </w:p>
-    <w:bookmarkEnd w:id="83"/>
-    <w:bookmarkEnd w:id="84"/>
+    <w:bookmarkEnd w:id="72"/>
+    <w:bookmarkEnd w:id="73"/>
     <w:sectPr>
       <w:pgSz w:h="15840" w:w="12240"/>
       <w:pgMar w:bottom="1440" w:footer="720" w:gutter="0" w:header="720" w:left="1440" w:right="1440" w:top="1440"/>
